--- a/Thesis/Tesi_Magistrale.docx
+++ b/Thesis/Tesi_Magistrale.docx
@@ -484,6 +484,7 @@
           <w:lang w:val="it-IT"/>
         </w:rPr>
       </w:pPr>
+      <w:proofErr w:type="spellStart"/>
       <w:r>
         <w:rPr>
           <w:rFonts w:ascii="Georgia" w:hAnsi="Georgia" w:cstheme="majorHAnsi"/>
@@ -493,7 +494,19 @@
           <w:szCs w:val="44"/>
           <w:lang w:val="it-IT"/>
         </w:rPr>
-        <w:t xml:space="preserve">Artificial Intelligence-Based Acoustic </w:t>
+        <w:t>Artificial</w:t>
+      </w:r>
+      <w:proofErr w:type="spellEnd"/>
+      <w:r>
+        <w:rPr>
+          <w:rFonts w:ascii="Georgia" w:hAnsi="Georgia" w:cstheme="majorHAnsi"/>
+          <w:b/>
+          <w:bCs/>
+          <w:sz w:val="44"/>
+          <w:szCs w:val="44"/>
+          <w:lang w:val="it-IT"/>
+        </w:rPr>
+        <w:t xml:space="preserve"> Intelligence-Based Acoustic </w:t>
       </w:r>
       <w:r>
         <w:rPr>
@@ -4066,6 +4079,7 @@
         </w:rPr>
       </w:pPr>
       <w:bookmarkStart w:id="1" w:name="_Toc166004729"/>
+      <w:proofErr w:type="spellStart"/>
       <w:r>
         <w:rPr>
           <w:sz w:val="48"/>
@@ -4092,6 +4106,7 @@
         <w:t>ction</w:t>
       </w:r>
       <w:bookmarkEnd w:id="1"/>
+      <w:proofErr w:type="spellEnd"/>
     </w:p>
     <w:p>
       <w:pPr>
@@ -4099,12 +4114,14 @@
           <w:lang w:val="it-IT" w:eastAsia="ja-JP"/>
         </w:rPr>
       </w:pPr>
+      <w:proofErr w:type="spellStart"/>
       <w:r>
         <w:rPr>
           <w:lang w:val="it-IT"/>
         </w:rPr>
         <w:t>rrr</w:t>
       </w:r>
+      <w:proofErr w:type="spellEnd"/>
     </w:p>
     <w:p>
       <w:pPr>
@@ -4418,7 +4435,15 @@
         </w:numPr>
       </w:pPr>
       <w:r>
-        <w:t>Linear and softmax layers</w:t>
+        <w:t xml:space="preserve">Linear and </w:t>
+      </w:r>
+      <w:proofErr w:type="spellStart"/>
+      <w:r>
+        <w:t>softmax</w:t>
+      </w:r>
+      <w:proofErr w:type="spellEnd"/>
+      <w:r>
+        <w:t xml:space="preserve"> layers</w:t>
       </w:r>
     </w:p>
     <w:p>
@@ -4525,12 +4550,21 @@
         </w:rPr>
         <w:t xml:space="preserve">Conceptual scheme of a Transformer. </w:t>
       </w:r>
+      <w:proofErr w:type="spellStart"/>
       <w:r>
         <w:rPr>
           <w:rFonts w:asciiTheme="majorHAnsi" w:hAnsiTheme="majorHAnsi" w:cstheme="majorHAnsi"/>
           <w:szCs w:val="24"/>
         </w:rPr>
-        <w:t>Nx in the image stands for N times, which means multiples encoders and decoders</w:t>
+        <w:t>Nx</w:t>
+      </w:r>
+      <w:proofErr w:type="spellEnd"/>
+      <w:r>
+        <w:rPr>
+          <w:rFonts w:asciiTheme="majorHAnsi" w:hAnsiTheme="majorHAnsi" w:cstheme="majorHAnsi"/>
+          <w:szCs w:val="24"/>
+        </w:rPr>
+        <w:t xml:space="preserve"> in the image stands for N times, which means multiples encoders and decoders</w:t>
       </w:r>
       <w:r>
         <w:rPr>
@@ -4805,35 +4839,7 @@
                   <w:rFonts w:ascii="Cambria Math" w:hAnsi="Cambria Math" w:cs="Times New Roman"/>
                   <w:szCs w:val="24"/>
                 </w:rPr>
-                <m:t>(</m:t>
-              </m:r>
-              <m:r>
-                <w:rPr>
-                  <w:rFonts w:ascii="Cambria Math" w:hAnsi="Cambria Math" w:cs="Times New Roman"/>
-                  <w:szCs w:val="24"/>
-                </w:rPr>
-                <m:t>pos</m:t>
-              </m:r>
-              <m:r>
-                <w:rPr>
-                  <w:rFonts w:ascii="Cambria Math" w:hAnsi="Cambria Math" w:cs="Times New Roman"/>
-                  <w:szCs w:val="24"/>
-                </w:rPr>
-                <m:t>,2</m:t>
-              </m:r>
-              <m:r>
-                <w:rPr>
-                  <w:rFonts w:ascii="Cambria Math" w:hAnsi="Cambria Math" w:cs="Times New Roman"/>
-                  <w:szCs w:val="24"/>
-                </w:rPr>
-                <m:t>i</m:t>
-              </m:r>
-              <m:r>
-                <w:rPr>
-                  <w:rFonts w:ascii="Cambria Math" w:hAnsi="Cambria Math" w:cs="Times New Roman"/>
-                  <w:szCs w:val="24"/>
-                </w:rPr>
-                <m:t>)</m:t>
+                <m:t>(pos,2i)</m:t>
               </m:r>
             </m:sub>
           </m:sSub>
@@ -4924,14 +4930,7 @@
                           <w:rFonts w:ascii="Cambria Math" w:hAnsi="Cambria Math" w:cs="Times New Roman"/>
                           <w:szCs w:val="24"/>
                         </w:rPr>
-                        <m:t>2</m:t>
-                      </m:r>
-                      <m:r>
-                        <w:rPr>
-                          <w:rFonts w:ascii="Cambria Math" w:hAnsi="Cambria Math" w:cs="Times New Roman"/>
-                          <w:szCs w:val="24"/>
-                        </w:rPr>
-                        <m:t>i</m:t>
+                        <m:t>2i</m:t>
                       </m:r>
                     </m:num>
                     <m:den>
@@ -5013,35 +5012,7 @@
                   <w:rFonts w:ascii="Cambria Math" w:hAnsi="Cambria Math" w:cs="Times New Roman"/>
                   <w:szCs w:val="24"/>
                 </w:rPr>
-                <m:t>(</m:t>
-              </m:r>
-              <m:r>
-                <w:rPr>
-                  <w:rFonts w:ascii="Cambria Math" w:hAnsi="Cambria Math" w:cs="Times New Roman"/>
-                  <w:szCs w:val="24"/>
-                </w:rPr>
-                <m:t>pos</m:t>
-              </m:r>
-              <m:r>
-                <w:rPr>
-                  <w:rFonts w:ascii="Cambria Math" w:hAnsi="Cambria Math" w:cs="Times New Roman"/>
-                  <w:szCs w:val="24"/>
-                </w:rPr>
-                <m:t>,2</m:t>
-              </m:r>
-              <m:r>
-                <w:rPr>
-                  <w:rFonts w:ascii="Cambria Math" w:hAnsi="Cambria Math" w:cs="Times New Roman"/>
-                  <w:szCs w:val="24"/>
-                </w:rPr>
-                <m:t>i</m:t>
-              </m:r>
-              <m:r>
-                <w:rPr>
-                  <w:rFonts w:ascii="Cambria Math" w:hAnsi="Cambria Math" w:cs="Times New Roman"/>
-                  <w:szCs w:val="24"/>
-                </w:rPr>
-                <m:t>+1)</m:t>
+                <m:t>(pos,2i+1)</m:t>
               </m:r>
             </m:sub>
           </m:sSub>
@@ -5132,14 +5103,7 @@
                           <w:rFonts w:ascii="Cambria Math" w:hAnsi="Cambria Math" w:cs="Times New Roman"/>
                           <w:szCs w:val="24"/>
                         </w:rPr>
-                        <m:t>2</m:t>
-                      </m:r>
-                      <m:r>
-                        <w:rPr>
-                          <w:rFonts w:ascii="Cambria Math" w:hAnsi="Cambria Math" w:cs="Times New Roman"/>
-                          <w:szCs w:val="24"/>
-                        </w:rPr>
-                        <m:t>i</m:t>
+                        <m:t>2i</m:t>
                       </m:r>
                     </m:num>
                     <m:den>
@@ -5213,8 +5177,13 @@
           <w:numId w:val="11"/>
         </w:numPr>
       </w:pPr>
-      <w:r>
-        <w:t>d_model: Dimension of the output embedding space</w:t>
+      <w:proofErr w:type="spellStart"/>
+      <w:r>
+        <w:t>d_model</w:t>
+      </w:r>
+      <w:proofErr w:type="spellEnd"/>
+      <w:r>
+        <w:t>: Dimension of the output embedding space</w:t>
       </w:r>
     </w:p>
     <w:p>
@@ -5244,7 +5213,15 @@
     <w:p/>
     <w:p>
       <w:r>
-        <w:t>For instance, if the phrase to encode is “I am a Robot” and n=100 with d_model=4, then the resulting positional encoding is the one given in the following image:</w:t>
+        <w:t xml:space="preserve">For instance, if the phrase to encode is “I am a Robot” and n=100 with </w:t>
+      </w:r>
+      <w:proofErr w:type="spellStart"/>
+      <w:r>
+        <w:t>d_model</w:t>
+      </w:r>
+      <w:proofErr w:type="spellEnd"/>
+      <w:r>
+        <w:t>=4, then the resulting positional encoding is the one given in the following image:</w:t>
       </w:r>
     </w:p>
     <w:p/>
@@ -5411,14 +5388,30 @@
           <w:rFonts w:ascii="Times New Roman" w:hAnsi="Times New Roman" w:cs="Times New Roman"/>
           <w:szCs w:val="24"/>
         </w:rPr>
-        <w:t>input data</w:t>
-      </w:r>
+        <w:t xml:space="preserve">input </w:t>
+      </w:r>
+      <w:proofErr w:type="spellStart"/>
       <w:r>
         <w:rPr>
           <w:rFonts w:ascii="Times New Roman" w:hAnsi="Times New Roman" w:cs="Times New Roman"/>
           <w:szCs w:val="24"/>
         </w:rPr>
-        <w:t>s are processed</w:t>
+        <w:t>data</w:t>
+      </w:r>
+      <w:r>
+        <w:rPr>
+          <w:rFonts w:ascii="Times New Roman" w:hAnsi="Times New Roman" w:cs="Times New Roman"/>
+          <w:szCs w:val="24"/>
+        </w:rPr>
+        <w:t>s</w:t>
+      </w:r>
+      <w:proofErr w:type="spellEnd"/>
+      <w:r>
+        <w:rPr>
+          <w:rFonts w:ascii="Times New Roman" w:hAnsi="Times New Roman" w:cs="Times New Roman"/>
+          <w:szCs w:val="24"/>
+        </w:rPr>
+        <w:t xml:space="preserve"> are processed</w:t>
       </w:r>
       <w:r>
         <w:rPr>
@@ -5500,7 +5493,15 @@
         <w:t>: This layer computes attention representations for each token in the sequence, allowing the model to consider relationships between tokens flexibly and efficiently.</w:t>
       </w:r>
       <w:r>
-        <w:t xml:space="preserve"> In fact, it implements the concept of input which pay attention to itself, also called self attention.</w:t>
+        <w:t xml:space="preserve"> In fact, it implements the concept of input which pay attention to itself, also called </w:t>
+      </w:r>
+      <w:proofErr w:type="spellStart"/>
+      <w:r>
+        <w:t>self attention</w:t>
+      </w:r>
+      <w:proofErr w:type="spellEnd"/>
+      <w:r>
+        <w:t>.</w:t>
       </w:r>
     </w:p>
     <w:p>
@@ -5613,7 +5614,15 @@
     </w:p>
     <w:p>
       <w:r>
-        <w:t>The Decoder’s structure is very semiliar to the Encoder’s one but with some fundamental differences.</w:t>
+        <w:t xml:space="preserve">The Decoder’s structure is very </w:t>
+      </w:r>
+      <w:proofErr w:type="spellStart"/>
+      <w:r>
+        <w:t>semiliar</w:t>
+      </w:r>
+      <w:proofErr w:type="spellEnd"/>
+      <w:r>
+        <w:t xml:space="preserve"> to the Encoder’s one but with some fundamental differences.</w:t>
       </w:r>
     </w:p>
     <w:p>
@@ -5683,12 +5692,28 @@
     <w:p>
       <w:r>
         <w:lastRenderedPageBreak/>
-        <w:t>The second and crucial difference, is the precence of another additional layer in the decoder block called Encoder-Decoder Attention layer. This layer is the one which implements the fact that the target sequence pays attention to the input sequence, given as the output of the encoders.</w:t>
-      </w:r>
-    </w:p>
-    <w:p>
-      <w:r>
-        <w:t>As the Encoder layer there is a self attention mechanism</w:t>
+        <w:t xml:space="preserve">The second and crucial difference, is the </w:t>
+      </w:r>
+      <w:proofErr w:type="spellStart"/>
+      <w:r>
+        <w:t>precence</w:t>
+      </w:r>
+      <w:proofErr w:type="spellEnd"/>
+      <w:r>
+        <w:t xml:space="preserve"> of another additional layer in the decoder block called Encoder-Decoder Attention layer. This layer is the one which implements the fact that the target sequence pays attention to the input sequence, given as the output of the encoders.</w:t>
+      </w:r>
+    </w:p>
+    <w:p>
+      <w:r>
+        <w:t xml:space="preserve">As the Encoder layer there is a </w:t>
+      </w:r>
+      <w:proofErr w:type="spellStart"/>
+      <w:r>
+        <w:t>self attention</w:t>
+      </w:r>
+      <w:proofErr w:type="spellEnd"/>
+      <w:r>
+        <w:t xml:space="preserve"> mechanism</w:t>
       </w:r>
       <w:r>
         <w:t xml:space="preserve"> but for the target instead of the input. This is why in the picture 1.1 the first decoder is given as an input the target (or output) embedded and then positional encoded as the input.</w:t>
@@ -5783,13 +5808,51 @@
           <w:sz w:val="28"/>
           <w:szCs w:val="28"/>
         </w:rPr>
-        <w:t>Linear and softmax layers</w:t>
+        <w:t xml:space="preserve">Linear and </w:t>
+      </w:r>
+      <w:proofErr w:type="spellStart"/>
+      <w:r>
+        <w:rPr>
+          <w:rFonts w:ascii="Arial" w:hAnsi="Arial" w:cs="Arial"/>
+          <w:i/>
+          <w:iCs/>
+          <w:sz w:val="28"/>
+          <w:szCs w:val="28"/>
+        </w:rPr>
+        <w:t>softmax</w:t>
+      </w:r>
+      <w:proofErr w:type="spellEnd"/>
+      <w:r>
+        <w:rPr>
+          <w:rFonts w:ascii="Arial" w:hAnsi="Arial" w:cs="Arial"/>
+          <w:i/>
+          <w:iCs/>
+          <w:sz w:val="28"/>
+          <w:szCs w:val="28"/>
+        </w:rPr>
+        <w:t xml:space="preserve"> layers</w:t>
       </w:r>
       <w:bookmarkEnd w:id="9"/>
     </w:p>
     <w:p>
       <w:r>
-        <w:t>Following traversal through the transformer blocks, the resultant output undergoes processing via linear layers and softmax activation functions. These layers facilitate the transformation of input data into the desired output format, such as a probability distribution encompassing potential output tokens. The softmax function ensures the normalization of output values, thereby ensuring their adherence to valid probability constraints and rendering them amenable for subsequent model utilization</w:t>
+        <w:t xml:space="preserve">Following traversal through the transformer blocks, the resultant output undergoes processing via linear layers and </w:t>
+      </w:r>
+      <w:proofErr w:type="spellStart"/>
+      <w:r>
+        <w:t>softmax</w:t>
+      </w:r>
+      <w:proofErr w:type="spellEnd"/>
+      <w:r>
+        <w:t xml:space="preserve"> activation functions. These layers facilitate the transformation of input data into the desired output format, such as a probability distribution encompassing potential output tokens. The </w:t>
+      </w:r>
+      <w:proofErr w:type="spellStart"/>
+      <w:r>
+        <w:t>softmax</w:t>
+      </w:r>
+      <w:proofErr w:type="spellEnd"/>
+      <w:r>
+        <w:t xml:space="preserve"> function ensures the normalization of output values, thereby ensuring their adherence to valid probability constraints and rendering them amenable for subsequent model utilization</w:t>
       </w:r>
       <w:r>
         <w:t>.</w:t>
@@ -6265,7 +6328,15 @@
     </w:p>
     <w:p>
       <w:r>
-        <w:t xml:space="preserve">The ouput of the positional encoding which encapsulates </w:t>
+        <w:t xml:space="preserve">The </w:t>
+      </w:r>
+      <w:proofErr w:type="spellStart"/>
+      <w:r>
+        <w:t>ouput</w:t>
+      </w:r>
+      <w:proofErr w:type="spellEnd"/>
+      <w:r>
+        <w:t xml:space="preserve"> of the positional encoding which encapsulates </w:t>
       </w:r>
       <w:r>
         <w:t xml:space="preserve">the position and meaning of every token is then fed at the same time as query, key and value for the first encoder. The encoder then produces an encoded representation of the input integrated with the attention scores as well. For each encoder an additional self-attention layer adds its own attention scores between all pair of tokens in the input sequence. These attention scores </w:t>
@@ -6377,7 +6448,15 @@
         <w:t xml:space="preserve">also done an operation called masking. The masking operation </w:t>
       </w:r>
       <w:r>
-        <w:t>basically block the decoder from using future tokens to obtain informations and therefore</w:t>
+        <w:t xml:space="preserve">basically block the decoder from using future tokens to obtain </w:t>
+      </w:r>
+      <w:proofErr w:type="spellStart"/>
+      <w:r>
+        <w:t>informations</w:t>
+      </w:r>
+      <w:proofErr w:type="spellEnd"/>
+      <w:r>
+        <w:t xml:space="preserve"> and therefore</w:t>
       </w:r>
       <w:r>
         <w:t xml:space="preserve"> avoid</w:t>
@@ -6471,7 +6550,15 @@
         </w:rPr>
       </w:pPr>
       <w:r>
-        <w:t>The output of the last encoder as discussed before is used as an input of decoder’s self attention mechanism even if a different way than in the encoder self-attention. Instead of being used as input of every three parameter of the attention layer, it’s used just as value and key for the decoder.</w:t>
+        <w:t xml:space="preserve">The output of the last encoder as discussed before is used as an input of decoder’s </w:t>
+      </w:r>
+      <w:proofErr w:type="spellStart"/>
+      <w:r>
+        <w:t>self attention</w:t>
+      </w:r>
+      <w:proofErr w:type="spellEnd"/>
+      <w:r>
+        <w:t xml:space="preserve"> mechanism even if a different way than in the encoder self-attention. Instead of being used as input of every three parameter of the attention layer, it’s used just as value and key for the decoder.</w:t>
       </w:r>
       <w:r>
         <w:rPr>
@@ -6812,6 +6899,7 @@
         </w:rPr>
       </w:pPr>
       <w:bookmarkStart w:id="15" w:name="_Toc166004743"/>
+      <w:proofErr w:type="spellStart"/>
       <w:r>
         <w:rPr>
           <w:rFonts w:ascii="Arial" w:hAnsi="Arial" w:cs="Arial"/>
@@ -6823,6 +6911,7 @@
         </w:rPr>
         <w:t>Few</w:t>
       </w:r>
+      <w:proofErr w:type="spellEnd"/>
       <w:r>
         <w:rPr>
           <w:rFonts w:ascii="Arial" w:hAnsi="Arial" w:cs="Arial"/>
@@ -6872,30 +6961,101 @@
       </w:r>
     </w:p>
     <w:p>
+      <w:r>
+        <w:t>In Few-Shot learning are introduced three specific concepts used to describe the problem itself:</w:t>
+      </w:r>
+    </w:p>
+    <w:p>
+      <w:pPr>
+        <w:pStyle w:val="Paragrafoelenco"/>
+        <w:numPr>
+          <w:ilvl w:val="0"/>
+          <w:numId w:val="25"/>
+        </w:numPr>
+      </w:pPr>
+      <w:r>
+        <w:rPr>
+          <w:b/>
+          <w:bCs/>
+        </w:rPr>
+        <w:t>Support set</w:t>
+      </w:r>
+      <w:r>
+        <w:t xml:space="preserve">: A subset of the dataset which contains a limited amount of labeled examples (images, text or even audio events). These events are linked to a specific class in the dataset. The support set is used to provide </w:t>
+      </w:r>
+      <w:r>
+        <w:lastRenderedPageBreak/>
+        <w:t xml:space="preserve">the model the crucial </w:t>
+      </w:r>
+      <w:proofErr w:type="spellStart"/>
+      <w:r>
+        <w:t>informations</w:t>
+      </w:r>
+      <w:proofErr w:type="spellEnd"/>
+      <w:r>
+        <w:t xml:space="preserve"> and examples, to learn and generalize during training.</w:t>
+      </w:r>
+    </w:p>
+    <w:p>
+      <w:pPr>
+        <w:pStyle w:val="Paragrafoelenco"/>
+        <w:numPr>
+          <w:ilvl w:val="0"/>
+          <w:numId w:val="25"/>
+        </w:numPr>
+      </w:pPr>
+      <w:r>
+        <w:rPr>
+          <w:b/>
+          <w:bCs/>
+        </w:rPr>
+        <w:t>Query set</w:t>
+      </w:r>
+      <w:r>
+        <w:t>:</w:t>
+      </w:r>
+      <w:r>
+        <w:t xml:space="preserve"> Another subset of the dataset containing usually the remaining portion of the dataset itself. The query set is composed of unlabeled examples that must be classified into one of the classes used in the support set. After an initial training in the support set, model’s performance are evaluated based on the classification of the query set.</w:t>
+      </w:r>
+    </w:p>
+    <w:p>
+      <w:pPr>
+        <w:pStyle w:val="Paragrafoelenco"/>
+        <w:numPr>
+          <w:ilvl w:val="0"/>
+          <w:numId w:val="25"/>
+        </w:numPr>
+      </w:pPr>
+      <w:r>
+        <w:rPr>
+          <w:b/>
+          <w:bCs/>
+        </w:rPr>
+        <w:t>N-way K-Shot</w:t>
+      </w:r>
+      <w:r>
+        <w:t>: The standard notation of Few-Shot learning. The N refers the number of classes in the support set and the K refers to the number of examples (or events in audio classification) associated for each class.</w:t>
+      </w:r>
+      <w:r>
+        <w:t xml:space="preserve"> [15]</w:t>
+      </w:r>
+    </w:p>
+    <w:p>
       <w:pPr>
         <w:rPr>
           <w:color w:val="FF0000"/>
-          <w:lang w:val="it-IT"/>
-        </w:rPr>
-      </w:pPr>
-      <w:r>
-        <w:rPr>
-          <w:color w:val="FF0000"/>
-          <w:lang w:val="it-IT"/>
-        </w:rPr>
-        <w:t>Parlare dell’approccio n-way k</w:t>
-      </w:r>
-      <w:r>
-        <w:rPr>
-          <w:color w:val="FF0000"/>
-          <w:lang w:val="it-IT"/>
-        </w:rPr>
-        <w:t>-shot</w:t>
-      </w:r>
-    </w:p>
-    <w:p>
-      <w:r>
-        <w:t>There are several approacbes to few-shot learning. The most significant ones are:</w:t>
+        </w:rPr>
+      </w:pPr>
+    </w:p>
+    <w:p>
+      <w:r>
+        <w:t>There are several approac</w:t>
+      </w:r>
+      <w:r>
+        <w:t>h</w:t>
+      </w:r>
+      <w:r>
+        <w:t>es to few-shot learning. The most significant ones are:</w:t>
       </w:r>
     </w:p>
     <w:p>
@@ -6906,9 +7066,11 @@
           <w:numId w:val="18"/>
         </w:numPr>
       </w:pPr>
-      <w:r>
-        <w:t>Transfer learning</w:t>
-      </w:r>
+      <w:bookmarkStart w:id="16" w:name="_Hlk168841428"/>
+      <w:r>
+        <w:t xml:space="preserve">Siamese Networks </w:t>
+      </w:r>
+      <w:bookmarkEnd w:id="16"/>
     </w:p>
     <w:p>
       <w:pPr>
@@ -6919,7 +7081,7 @@
         </w:numPr>
       </w:pPr>
       <w:r>
-        <w:t>Meta-Learning</w:t>
+        <w:t>Prototypical Networks</w:t>
       </w:r>
     </w:p>
     <w:p>
@@ -6931,6 +7093,30 @@
         </w:numPr>
       </w:pPr>
       <w:r>
+        <w:t>Transfer learning</w:t>
+      </w:r>
+    </w:p>
+    <w:p>
+      <w:pPr>
+        <w:pStyle w:val="Paragrafoelenco"/>
+        <w:numPr>
+          <w:ilvl w:val="0"/>
+          <w:numId w:val="18"/>
+        </w:numPr>
+      </w:pPr>
+      <w:r>
+        <w:t>Meta-Learning</w:t>
+      </w:r>
+    </w:p>
+    <w:p>
+      <w:pPr>
+        <w:pStyle w:val="Paragrafoelenco"/>
+        <w:numPr>
+          <w:ilvl w:val="0"/>
+          <w:numId w:val="18"/>
+        </w:numPr>
+      </w:pPr>
+      <w:r>
         <w:t>Data Augmentation</w:t>
       </w:r>
     </w:p>
@@ -6945,13 +7131,10 @@
           <w:rFonts w:ascii="Arial" w:hAnsi="Arial" w:cs="Arial"/>
           <w:b w:val="0"/>
           <w:bCs w:val="0"/>
-          <w:i/>
-          <w:iCs/>
-          <w:sz w:val="28"/>
-          <w:szCs w:val="28"/>
-        </w:rPr>
-      </w:pPr>
-      <w:bookmarkStart w:id="16" w:name="_Toc166004744"/>
+          <w:sz w:val="28"/>
+          <w:szCs w:val="28"/>
+        </w:rPr>
+      </w:pPr>
       <w:r>
         <w:rPr>
           <w:rFonts w:ascii="Arial" w:hAnsi="Arial" w:cs="Arial"/>
@@ -6960,11 +7143,113 @@
           <w:sz w:val="28"/>
           <w:szCs w:val="28"/>
         </w:rPr>
+        <w:t xml:space="preserve">1.4.1. </w:t>
+      </w:r>
+      <w:r>
+        <w:rPr>
+          <w:rFonts w:ascii="Arial" w:hAnsi="Arial" w:cs="Arial"/>
+          <w:b w:val="0"/>
+          <w:bCs w:val="0"/>
+          <w:sz w:val="28"/>
+          <w:szCs w:val="28"/>
+        </w:rPr>
+        <w:t>Siamese Networks</w:t>
+      </w:r>
+    </w:p>
+    <w:p>
+      <w:r>
+        <w:t>A Siamese neural network, sometimes referred to as a twin neural network, is an artificial neural network that operates on two different input vectors using identical weights to produce comparable output vectors. Typically, one of these output vectors is precomputed, establishing a baseline for comparison with the other output vector. This process is analogous to fingerprint comparison and can be more technically described as a distance function for locality-sensitive hashing.</w:t>
+      </w:r>
+    </w:p>
+    <w:p>
+      <w:r>
+        <w:t>There are architectures similar to twin networks that perform slightly different functions, often used for comparing similar instances across different types of sets.</w:t>
+      </w:r>
+    </w:p>
+    <w:p>
+      <w:r>
         <w:lastRenderedPageBreak/>
-        <w:t xml:space="preserve">1.4.1. </w:t>
-      </w:r>
-      <w:bookmarkStart w:id="17" w:name="_Hlk165242598"/>
-      <w:r>
+        <w:t>Applications of similarity measures where Siamese networks are beneficial include recognizing handwritten checks, automatic face detection in camera images, and matching search queries with indexed documents. The most well-known use of twin networks is in face recognition, where precomputed images are compared with new images from sources like turnstiles. There are two main problems in face recognition: identifying a person among many others (facial recognition) and verifying if a photo matches the person claiming to be in the photo (face verification). Although the networks used for both tasks might be similar, their implementations can differ significantly.</w:t>
+      </w:r>
+    </w:p>
+    <w:p>
+      <w:r>
+        <w:t>Siamese networks learn to create embeddings (representations) for input samples, using distance metrics to compare these embeddings for similarity-based classification. They measure and compare the similarity between two inputs, making them particularly useful when there are examples available for each class. In few-shot learning, Siamese networks are employed to learn a similarity metric between support set examples (labeled examples) and query set examples (unlabeled examples needing classification).</w:t>
+      </w:r>
+    </w:p>
+    <w:p>
+      <w:r>
+        <w:t>The goal is to minimize a distance metric for similar objects and maximize it for distinct ones. This principle guides the loss function. The most common distance metric used is Euclidean distance</w:t>
+      </w:r>
+      <w:r>
+        <w:t>.</w:t>
+      </w:r>
+    </w:p>
+    <w:p/>
+    <w:p>
+      <w:pPr>
+        <w:pStyle w:val="Titolo2"/>
+        <w:numPr>
+          <w:ilvl w:val="0"/>
+          <w:numId w:val="0"/>
+        </w:numPr>
+        <w:rPr>
+          <w:rFonts w:ascii="Arial" w:hAnsi="Arial" w:cs="Arial"/>
+          <w:b w:val="0"/>
+          <w:bCs w:val="0"/>
+          <w:sz w:val="28"/>
+          <w:szCs w:val="28"/>
+        </w:rPr>
+      </w:pPr>
+      <w:r>
+        <w:rPr>
+          <w:rFonts w:ascii="Arial" w:hAnsi="Arial" w:cs="Arial"/>
+          <w:b w:val="0"/>
+          <w:bCs w:val="0"/>
+          <w:sz w:val="28"/>
+          <w:szCs w:val="28"/>
+        </w:rPr>
+        <w:t>1.4.</w:t>
+      </w:r>
+      <w:r>
+        <w:rPr>
+          <w:rFonts w:ascii="Arial" w:hAnsi="Arial" w:cs="Arial"/>
+          <w:b w:val="0"/>
+          <w:bCs w:val="0"/>
+          <w:sz w:val="28"/>
+          <w:szCs w:val="28"/>
+        </w:rPr>
+        <w:t>2</w:t>
+      </w:r>
+      <w:r>
+        <w:rPr>
+          <w:rFonts w:ascii="Arial" w:hAnsi="Arial" w:cs="Arial"/>
+          <w:b w:val="0"/>
+          <w:bCs w:val="0"/>
+          <w:sz w:val="28"/>
+          <w:szCs w:val="28"/>
+        </w:rPr>
+        <w:t xml:space="preserve">. </w:t>
+      </w:r>
+      <w:r>
+        <w:rPr>
+          <w:rFonts w:ascii="Arial" w:hAnsi="Arial" w:cs="Arial"/>
+          <w:b w:val="0"/>
+          <w:bCs w:val="0"/>
+          <w:sz w:val="28"/>
+          <w:szCs w:val="28"/>
+        </w:rPr>
+        <w:t>Prototypical Networks</w:t>
+      </w:r>
+    </w:p>
+    <w:p/>
+    <w:p>
+      <w:pPr>
+        <w:pStyle w:val="Titolo2"/>
+        <w:numPr>
+          <w:ilvl w:val="0"/>
+          <w:numId w:val="0"/>
+        </w:numPr>
         <w:rPr>
           <w:rFonts w:ascii="Arial" w:hAnsi="Arial" w:cs="Arial"/>
           <w:b w:val="0"/>
@@ -6974,14 +7259,69 @@
           <w:sz w:val="28"/>
           <w:szCs w:val="28"/>
         </w:rPr>
+      </w:pPr>
+      <w:bookmarkStart w:id="17" w:name="_Toc166004744"/>
+      <w:r>
+        <w:rPr>
+          <w:rFonts w:ascii="Arial" w:hAnsi="Arial" w:cs="Arial"/>
+          <w:b w:val="0"/>
+          <w:bCs w:val="0"/>
+          <w:sz w:val="28"/>
+          <w:szCs w:val="28"/>
+        </w:rPr>
+        <w:t>1.4.</w:t>
+      </w:r>
+      <w:r>
+        <w:rPr>
+          <w:rFonts w:ascii="Arial" w:hAnsi="Arial" w:cs="Arial"/>
+          <w:b w:val="0"/>
+          <w:bCs w:val="0"/>
+          <w:sz w:val="28"/>
+          <w:szCs w:val="28"/>
+        </w:rPr>
+        <w:t>2</w:t>
+      </w:r>
+      <w:r>
+        <w:rPr>
+          <w:rFonts w:ascii="Arial" w:hAnsi="Arial" w:cs="Arial"/>
+          <w:b w:val="0"/>
+          <w:bCs w:val="0"/>
+          <w:sz w:val="28"/>
+          <w:szCs w:val="28"/>
+        </w:rPr>
+        <w:t xml:space="preserve">. </w:t>
+      </w:r>
+      <w:bookmarkStart w:id="18" w:name="_Hlk165242598"/>
+      <w:r>
+        <w:rPr>
+          <w:rFonts w:ascii="Arial" w:hAnsi="Arial" w:cs="Arial"/>
+          <w:b w:val="0"/>
+          <w:bCs w:val="0"/>
+          <w:i/>
+          <w:iCs/>
+          <w:sz w:val="28"/>
+          <w:szCs w:val="28"/>
+        </w:rPr>
         <w:t>Transfer learning</w:t>
       </w:r>
-      <w:bookmarkEnd w:id="16"/>
       <w:bookmarkEnd w:id="17"/>
-    </w:p>
-    <w:p>
-      <w:r>
-        <w:t xml:space="preserve">Transfer learning is a machine learning method where an already developed model is used another time in a different task. This allows to train the “old” model with less datas compared to a new model created from scratch. </w:t>
+      <w:bookmarkEnd w:id="18"/>
+    </w:p>
+    <w:p>
+      <w:r>
+        <w:t xml:space="preserve">Transfer learning is a machine learning method where an already developed model is used another time in a different task. This allows to train the “old” model with </w:t>
+      </w:r>
+      <w:r>
+        <w:lastRenderedPageBreak/>
+        <w:t xml:space="preserve">less </w:t>
+      </w:r>
+      <w:proofErr w:type="spellStart"/>
+      <w:r>
+        <w:t>datas</w:t>
+      </w:r>
+      <w:proofErr w:type="spellEnd"/>
+      <w:r>
+        <w:t xml:space="preserve"> compared to a new model created from scratch. </w:t>
       </w:r>
       <w:r>
         <w:br/>
@@ -7006,7 +7346,15 @@
         <w:t xml:space="preserve">shot learning, where the amount of data which can be used during training is </w:t>
       </w:r>
       <w:r>
-        <w:t>almost non existent.</w:t>
+        <w:t xml:space="preserve">almost </w:t>
+      </w:r>
+      <w:proofErr w:type="spellStart"/>
+      <w:r>
+        <w:t>non existent</w:t>
+      </w:r>
+      <w:proofErr w:type="spellEnd"/>
+      <w:r>
+        <w:t>.</w:t>
       </w:r>
     </w:p>
     <w:p>
@@ -7110,73 +7458,83 @@
         <w:t>reduces</w:t>
       </w:r>
       <w:r>
-        <w:t xml:space="preserve"> the performance of the new task, it's called a negative transfer. A major challenge when developing transfer methods is </w:t>
-      </w:r>
+        <w:t xml:space="preserve"> the performance of the new task, it's called a negative transfer. A major challenge when developing transfer methods is ensuring positive transfer between related tasks while avoiding negative transfer between less related tasks.</w:t>
+      </w:r>
+      <w:r>
+        <w:t xml:space="preserve"> </w:t>
+      </w:r>
+      <w:r>
+        <w:t>When knowledge</w:t>
+      </w:r>
+      <w:r>
+        <w:t xml:space="preserve"> is </w:t>
+      </w:r>
+      <w:proofErr w:type="spellStart"/>
+      <w:r>
+        <w:t>transfered</w:t>
+      </w:r>
+      <w:proofErr w:type="spellEnd"/>
+      <w:r>
+        <w:t xml:space="preserve"> from one task to another, the original task's characteristics are usually mapped onto those of the other task to specify correspondence.</w:t>
+      </w:r>
+      <w:r>
+        <w:t xml:space="preserve"> </w:t>
+      </w:r>
+      <w:r>
+        <w:t xml:space="preserve">Traditionally, this alignment is provided by a human, but evolving methods are emerging that automate this mapping process. </w:t>
+      </w:r>
+    </w:p>
+    <w:p>
       <w:r>
         <w:lastRenderedPageBreak/>
-        <w:t>ensuring positive transfer between related tasks while avoiding negative transfer between less related tasks.</w:t>
+        <w:t>Transfer learning can be executed through various methods. One approach involves identifying a related task, denoted as Task 2, that possesses ample labeled data transferable to the new task. The model is subsequently trained on Task 2, providing it with a foundation for addressing its primary task, Task 1.</w:t>
+      </w:r>
+    </w:p>
+    <w:p>
+      <w:r>
+        <w:t>Alternatively, transfer learning can leverage a pre-trained model, simplifying the process by utilizing an already trained model. The pre-trained model should have been trained on a large dataset for a similar task as Task 1. These models can be sourced from online repositories or other developers who have shared their work.</w:t>
+      </w:r>
+    </w:p>
+    <w:p>
+      <w:r>
+        <w:t xml:space="preserve">A third strategy, known as feature extraction or representation learning, employs deep learning techniques to discern the most significant features for Task 1, thereby establishing a representation of the task. While features are traditionally crafted manually, deep learning autonomously extracts features. Data scientists then select the pertinent features to </w:t>
+      </w:r>
+      <w:proofErr w:type="spellStart"/>
+      <w:r>
+        <w:t>inclide</w:t>
+      </w:r>
+      <w:proofErr w:type="spellEnd"/>
+      <w:r>
+        <w:t xml:space="preserve"> in the model. This learned representation can also be applied to other tasks.[9]</w:t>
+      </w:r>
+    </w:p>
+    <w:p>
+      <w:r>
+        <w:t>When using transfer learning, it is important to choose the most suitable strategy, and there are three key points to consider</w:t>
+      </w:r>
+      <w:r>
+        <w:t>:</w:t>
+      </w:r>
+    </w:p>
+    <w:p>
+      <w:r>
+        <w:t>1.</w:t>
+      </w:r>
+      <w:r>
+        <w:t xml:space="preserve"> The first and most crucial question is the identification of which part of the knowledge should be transferred from the source to the target in order to address the target task’s problem.</w:t>
+      </w:r>
+    </w:p>
+    <w:p>
+      <w:r>
+        <w:t>2.</w:t>
       </w:r>
       <w:r>
         <w:t xml:space="preserve"> </w:t>
       </w:r>
       <w:r>
-        <w:t>When knowledge</w:t>
-      </w:r>
-      <w:r>
-        <w:t xml:space="preserve"> is transfered</w:t>
-      </w:r>
-      <w:r>
-        <w:t xml:space="preserve"> from one task to another, the original task's characteristics are usually mapped onto those of the other task to specify correspondence.</w:t>
-      </w:r>
-      <w:r>
         <w:t xml:space="preserve"> </w:t>
       </w:r>
       <w:r>
-        <w:t xml:space="preserve">Traditionally, this alignment is provided by a human, but evolving methods are emerging that automate this mapping process. </w:t>
-      </w:r>
-    </w:p>
-    <w:p>
-      <w:r>
-        <w:t>Transfer learning can be executed through various methods. One approach involves identifying a related task, denoted as Task 2, that possesses ample labeled data transferable to the new task. The model is subsequently trained on Task 2, providing it with a foundation for addressing its primary task, Task 1.</w:t>
-      </w:r>
-    </w:p>
-    <w:p>
-      <w:r>
-        <w:t>Alternatively, transfer learning can leverage a pre-trained model, simplifying the process by utilizing an already trained model. The pre-trained model should have been trained on a large dataset for a similar task as Task 1. These models can be sourced from online repositories or other developers who have shared their work.</w:t>
-      </w:r>
-    </w:p>
-    <w:p>
-      <w:r>
-        <w:t>A third strategy, known as feature extraction or representation learning, employs deep learning techniques to discern the most significant features for Task 1, thereby establishing a representation of the task. While features are traditionally crafted manually, deep learning autonomously extracts features. Data scientists then select the pertinent features to inclide in the model. This learned representation can also be applied to other tasks.[9]</w:t>
-      </w:r>
-    </w:p>
-    <w:p>
-      <w:r>
-        <w:t>When using transfer learning, it is important to choose the most suitable strategy, and there are three key points to consider</w:t>
-      </w:r>
-      <w:r>
-        <w:t>:</w:t>
-      </w:r>
-    </w:p>
-    <w:p>
-      <w:r>
-        <w:t>1.</w:t>
-      </w:r>
-      <w:r>
-        <w:t xml:space="preserve"> The first and most crucial question is the identification of which part of the knowledge should be transferred from the source to the target in order to address the target task’s problem.</w:t>
-      </w:r>
-    </w:p>
-    <w:p>
-      <w:r>
-        <w:t>2.</w:t>
-      </w:r>
-      <w:r>
-        <w:t xml:space="preserve"> </w:t>
-      </w:r>
-      <w:r>
-        <w:t xml:space="preserve"> </w:t>
-      </w:r>
-      <w:r>
         <w:t xml:space="preserve">Another important point is </w:t>
       </w:r>
       <w:r>
@@ -7188,7 +7546,6 @@
     </w:p>
     <w:p>
       <w:r>
-        <w:lastRenderedPageBreak/>
         <w:t>3.</w:t>
       </w:r>
       <w:r>
@@ -7234,6 +7591,7 @@
           <w:sz w:val="28"/>
           <w:szCs w:val="28"/>
         </w:rPr>
+        <w:lastRenderedPageBreak/>
         <w:t xml:space="preserve">1.4.2. </w:t>
       </w:r>
       <w:r>
@@ -7306,7 +7664,15 @@
         <w:t xml:space="preserve"> (as a human would do) </w:t>
       </w:r>
       <w:r>
-        <w:t>even in more complex scenarious where the datasets aren’t huge or detailed.</w:t>
+        <w:t xml:space="preserve">even in more complex </w:t>
+      </w:r>
+      <w:proofErr w:type="spellStart"/>
+      <w:r>
+        <w:t>scenarious</w:t>
+      </w:r>
+      <w:proofErr w:type="spellEnd"/>
+      <w:r>
+        <w:t xml:space="preserve"> where the datasets aren’t huge or detailed.</w:t>
       </w:r>
       <w:r>
         <w:t xml:space="preserve"> [1</w:t>
@@ -7380,7 +7746,6 @@
     </w:p>
     <w:p>
       <w:r>
-        <w:lastRenderedPageBreak/>
         <w:t xml:space="preserve">In regular supervised learning </w:t>
       </w:r>
       <w:r>
@@ -7406,11 +7771,11 @@
       <w:pPr>
         <w:jc w:val="center"/>
       </w:pPr>
-      <w:bookmarkStart w:id="18" w:name="_Hlk165996388"/>
+      <w:bookmarkStart w:id="19" w:name="_Hlk165996388"/>
       <w:r>
         <w:t>ϑ</w:t>
       </w:r>
-      <w:bookmarkEnd w:id="18"/>
+      <w:bookmarkEnd w:id="19"/>
       <w:r>
         <w:t xml:space="preserve">= </w:t>
       </w:r>
@@ -7592,6 +7957,7 @@
     </w:p>
     <w:p>
       <w:r>
+        <w:lastRenderedPageBreak/>
         <w:t>In meta learning the main objective is to find the best ώ instead of assuming ώ as pre-given</w:t>
       </w:r>
       <w:r>
@@ -7642,11 +8008,19 @@
         </w:rPr>
         <w:t xml:space="preserve">eta-learning? </w:t>
       </w:r>
+      <w:proofErr w:type="spellStart"/>
       <w:r>
         <w:rPr>
           <w:color w:val="FF0000"/>
         </w:rPr>
-        <w:t>MAML,matching networks,…?</w:t>
+        <w:t>MAML,matching</w:t>
+      </w:r>
+      <w:proofErr w:type="spellEnd"/>
+      <w:r>
+        <w:rPr>
+          <w:color w:val="FF0000"/>
+        </w:rPr>
+        <w:t xml:space="preserve"> networks,…?</w:t>
       </w:r>
     </w:p>
     <w:p>
@@ -7810,7 +8184,15 @@
         </w:rPr>
       </w:pPr>
       <w:r>
-        <w:t>In scenarious like few</w:t>
+        <w:t xml:space="preserve">In </w:t>
+      </w:r>
+      <w:proofErr w:type="spellStart"/>
+      <w:r>
+        <w:t>scenarious</w:t>
+      </w:r>
+      <w:proofErr w:type="spellEnd"/>
+      <w:r>
+        <w:t xml:space="preserve"> like few</w:t>
       </w:r>
       <w:r>
         <w:t>-</w:t>
@@ -7838,7 +8220,6 @@
           <w:sz w:val="28"/>
           <w:szCs w:val="28"/>
         </w:rPr>
-        <w:lastRenderedPageBreak/>
         <w:t>1.4.</w:t>
       </w:r>
       <w:r>
@@ -7889,19 +8270,35 @@
       <w:pPr>
         <w:pStyle w:val="Titolo1"/>
       </w:pPr>
-      <w:bookmarkStart w:id="19" w:name="_Toc166004745"/>
+      <w:bookmarkStart w:id="20" w:name="_Toc166004745"/>
       <w:r>
         <w:lastRenderedPageBreak/>
-        <w:t>Few-shot Bioacoustic Event Detection</w:t>
-      </w:r>
-      <w:bookmarkEnd w:id="19"/>
+        <w:t xml:space="preserve">Few-shot </w:t>
+      </w:r>
+      <w:proofErr w:type="spellStart"/>
+      <w:r>
+        <w:t>Bioacoustic</w:t>
+      </w:r>
+      <w:proofErr w:type="spellEnd"/>
+      <w:r>
+        <w:t xml:space="preserve"> Event Detection</w:t>
+      </w:r>
+      <w:bookmarkEnd w:id="20"/>
     </w:p>
     <w:p>
       <w:r>
         <w:t xml:space="preserve">The focus of this thesis paper is to find a good solution for the challenge 5 of the DCASE Challenge 2024, </w:t>
       </w:r>
       <w:r>
-        <w:t>Few-shot Bioacoustic Event Detection</w:t>
+        <w:t xml:space="preserve">Few-shot </w:t>
+      </w:r>
+      <w:proofErr w:type="spellStart"/>
+      <w:r>
+        <w:t>Bioacoustic</w:t>
+      </w:r>
+      <w:proofErr w:type="spellEnd"/>
+      <w:r>
+        <w:t xml:space="preserve"> Event Detection</w:t>
       </w:r>
       <w:r>
         <w:t xml:space="preserve">. As the name of the task suggests, the challenge main theme is </w:t>
@@ -7913,7 +8310,15 @@
         <w:t xml:space="preserve"> and in particular</w:t>
       </w:r>
       <w:r>
-        <w:t xml:space="preserve"> for animal (mammal and bird) vocalisations.</w:t>
+        <w:t xml:space="preserve"> for animal (mammal and bird) </w:t>
+      </w:r>
+      <w:proofErr w:type="spellStart"/>
+      <w:r>
+        <w:t>vocalisations</w:t>
+      </w:r>
+      <w:proofErr w:type="spellEnd"/>
+      <w:r>
+        <w:t>.</w:t>
       </w:r>
     </w:p>
     <w:p>
@@ -7977,7 +8382,7 @@
           <w:szCs w:val="28"/>
         </w:rPr>
       </w:pPr>
-      <w:bookmarkStart w:id="20" w:name="_Toc166004746"/>
+      <w:bookmarkStart w:id="21" w:name="_Toc166004746"/>
       <w:r>
         <w:rPr>
           <w:rFonts w:ascii="Arial" w:hAnsi="Arial" w:cs="Arial"/>
@@ -7988,7 +8393,7 @@
         </w:rPr>
         <w:t>Dataset of the challenge</w:t>
       </w:r>
-      <w:bookmarkEnd w:id="20"/>
+      <w:bookmarkEnd w:id="21"/>
     </w:p>
     <w:p>
       <w:r>
@@ -8016,7 +8421,23 @@
         <w:t xml:space="preserve"> </w:t>
       </w:r>
       <w:r>
-        <w:t>No informations are provided about the content of the validation set. This is done to ensure the partecipants can validate the model in a similar manner to the evaluation set.</w:t>
+        <w:t xml:space="preserve">No </w:t>
+      </w:r>
+      <w:proofErr w:type="spellStart"/>
+      <w:r>
+        <w:t>informations</w:t>
+      </w:r>
+      <w:proofErr w:type="spellEnd"/>
+      <w:r>
+        <w:t xml:space="preserve"> are provided about the content of the validation set. This is done to ensure the </w:t>
+      </w:r>
+      <w:proofErr w:type="spellStart"/>
+      <w:r>
+        <w:t>partecipants</w:t>
+      </w:r>
+      <w:proofErr w:type="spellEnd"/>
+      <w:r>
+        <w:t xml:space="preserve"> can validate the model in a similar manner to the evaluation set.</w:t>
       </w:r>
       <w:r>
         <w:t>[13]</w:t>
@@ -8030,7 +8451,15 @@
     </w:p>
     <w:p>
       <w:r>
-        <w:t xml:space="preserve">In the Few-shot Bioacoustic task, the training dataset is multi-labeled, as the annotations provided contain multiple classes of interest. </w:t>
+        <w:t xml:space="preserve">In the Few-shot </w:t>
+      </w:r>
+      <w:proofErr w:type="spellStart"/>
+      <w:r>
+        <w:t>Bioacoustic</w:t>
+      </w:r>
+      <w:proofErr w:type="spellEnd"/>
+      <w:r>
+        <w:t xml:space="preserve"> task, the training dataset is multi-labeled, as the annotations provided contain multiple classes of interest. </w:t>
       </w:r>
       <w:r>
         <w:t>However</w:t>
@@ -8078,7 +8507,35 @@
         <w:rPr>
           <w:lang w:val="it-IT"/>
         </w:rPr>
-        <w:t>problema di differenza di dominio, in questo caso abbiamo task “simili” cioè riconoscere versi di animali ma con classi di animali diverse tra training, validation e evaluation set.</w:t>
+        <w:t xml:space="preserve">problema di differenza di dominio, in questo caso abbiamo task “simili” cioè riconoscere versi di animali ma con classi di animali diverse tra training, </w:t>
+      </w:r>
+      <w:proofErr w:type="spellStart"/>
+      <w:r>
+        <w:rPr>
+          <w:lang w:val="it-IT"/>
+        </w:rPr>
+        <w:t>validation</w:t>
+      </w:r>
+      <w:proofErr w:type="spellEnd"/>
+      <w:r>
+        <w:rPr>
+          <w:lang w:val="it-IT"/>
+        </w:rPr>
+        <w:t xml:space="preserve"> e </w:t>
+      </w:r>
+      <w:proofErr w:type="spellStart"/>
+      <w:r>
+        <w:rPr>
+          <w:lang w:val="it-IT"/>
+        </w:rPr>
+        <w:t>evaluation</w:t>
+      </w:r>
+      <w:proofErr w:type="spellEnd"/>
+      <w:r>
+        <w:rPr>
+          <w:lang w:val="it-IT"/>
+        </w:rPr>
+        <w:t xml:space="preserve"> set.</w:t>
       </w:r>
       <w:r>
         <w:rPr>
@@ -8098,7 +8555,35 @@
         <w:rPr>
           <w:lang w:val="it-IT"/>
         </w:rPr>
-        <w:t>, sono task abbastanza simili per riuscire a trasferire effetivamente knowledge o ci stiamo solo adattando ai dati e poi in evaluation va tutto male?</w:t>
+        <w:t xml:space="preserve">, sono task abbastanza simili per riuscire a trasferire </w:t>
+      </w:r>
+      <w:proofErr w:type="spellStart"/>
+      <w:r>
+        <w:rPr>
+          <w:lang w:val="it-IT"/>
+        </w:rPr>
+        <w:t>effetivamente</w:t>
+      </w:r>
+      <w:proofErr w:type="spellEnd"/>
+      <w:r>
+        <w:rPr>
+          <w:lang w:val="it-IT"/>
+        </w:rPr>
+        <w:t xml:space="preserve"> knowledge o ci stiamo solo adattando ai dati e poi in </w:t>
+      </w:r>
+      <w:proofErr w:type="spellStart"/>
+      <w:r>
+        <w:rPr>
+          <w:lang w:val="it-IT"/>
+        </w:rPr>
+        <w:t>evaluation</w:t>
+      </w:r>
+      <w:proofErr w:type="spellEnd"/>
+      <w:r>
+        <w:rPr>
+          <w:lang w:val="it-IT"/>
+        </w:rPr>
+        <w:t xml:space="preserve"> va tutto male?</w:t>
       </w:r>
       <w:r>
         <w:rPr>
@@ -8110,7 +8595,35 @@
         <w:rPr>
           <w:lang w:val="it-IT"/>
         </w:rPr>
-        <w:t>è molto probabile non ci siano intersezioni di classi tra training/validation e evaluation set.</w:t>
+        <w:t>è molto probabile non ci siano intersezioni di classi tra training/</w:t>
+      </w:r>
+      <w:proofErr w:type="spellStart"/>
+      <w:r>
+        <w:rPr>
+          <w:lang w:val="it-IT"/>
+        </w:rPr>
+        <w:t>validation</w:t>
+      </w:r>
+      <w:proofErr w:type="spellEnd"/>
+      <w:r>
+        <w:rPr>
+          <w:lang w:val="it-IT"/>
+        </w:rPr>
+        <w:t xml:space="preserve"> e </w:t>
+      </w:r>
+      <w:proofErr w:type="spellStart"/>
+      <w:r>
+        <w:rPr>
+          <w:lang w:val="it-IT"/>
+        </w:rPr>
+        <w:t>evaluation</w:t>
+      </w:r>
+      <w:proofErr w:type="spellEnd"/>
+      <w:r>
+        <w:rPr>
+          <w:lang w:val="it-IT"/>
+        </w:rPr>
+        <w:t xml:space="preserve"> set.</w:t>
       </w:r>
     </w:p>
     <w:p>
@@ -8135,7 +8648,21 @@
         <w:rPr>
           <w:lang w:val="it-IT"/>
         </w:rPr>
-        <w:t xml:space="preserve"> Problema è che c’è il rischio che ci sia un negative migration del model e in più andrebbe fatto super ad hoc per questo caso.</w:t>
+        <w:t xml:space="preserve"> Problema è che c’è il rischio che ci sia un negative </w:t>
+      </w:r>
+      <w:proofErr w:type="spellStart"/>
+      <w:r>
+        <w:rPr>
+          <w:lang w:val="it-IT"/>
+        </w:rPr>
+        <w:t>migration</w:t>
+      </w:r>
+      <w:proofErr w:type="spellEnd"/>
+      <w:r>
+        <w:rPr>
+          <w:lang w:val="it-IT"/>
+        </w:rPr>
+        <w:t xml:space="preserve"> del model e in più andrebbe fatto super ad hoc per questo caso.</w:t>
       </w:r>
       <w:r>
         <w:rPr>
@@ -8173,7 +8700,14 @@
         <w:rPr>
           <w:lang w:val="it-IT"/>
         </w:rPr>
-        <w:t xml:space="preserve"> a s</w:t>
+        <w:t xml:space="preserve"> a </w:t>
+      </w:r>
+      <w:proofErr w:type="spellStart"/>
+      <w:r>
+        <w:rPr>
+          <w:lang w:val="it-IT"/>
+        </w:rPr>
+        <w:t>s</w:t>
       </w:r>
       <w:r>
         <w:rPr>
@@ -8181,6 +8715,7 @@
         </w:rPr>
         <w:t>è</w:t>
       </w:r>
+      <w:proofErr w:type="spellEnd"/>
       <w:r>
         <w:rPr>
           <w:lang w:val="it-IT"/>
@@ -8210,7 +8745,21 @@
         <w:rPr>
           <w:lang w:val="it-IT"/>
         </w:rPr>
-        <w:t xml:space="preserve">GAN? Uso una adversarial per crearmi un dataset pieno, però </w:t>
+        <w:t xml:space="preserve">GAN? Uso una </w:t>
+      </w:r>
+      <w:proofErr w:type="spellStart"/>
+      <w:r>
+        <w:rPr>
+          <w:lang w:val="it-IT"/>
+        </w:rPr>
+        <w:t>adversarial</w:t>
+      </w:r>
+      <w:proofErr w:type="spellEnd"/>
+      <w:r>
+        <w:rPr>
+          <w:lang w:val="it-IT"/>
+        </w:rPr>
+        <w:t xml:space="preserve"> per crearmi un dataset pieno, però </w:t>
       </w:r>
       <w:r>
         <w:rPr>
@@ -8232,11 +8781,19 @@
         </w:rPr>
         <w:t xml:space="preserve">riesco a creare dati utili e utilizzabili cosi. Inoltre </w:t>
       </w:r>
-      <w:r>
-        <w:rPr>
-          <w:lang w:val="it-IT"/>
-        </w:rPr>
-        <w:t>l’evaluation set mi verrà dato in futuro e con classi totalmente nuove</w:t>
+      <w:proofErr w:type="spellStart"/>
+      <w:r>
+        <w:rPr>
+          <w:lang w:val="it-IT"/>
+        </w:rPr>
+        <w:t>l’evaluation</w:t>
+      </w:r>
+      <w:proofErr w:type="spellEnd"/>
+      <w:r>
+        <w:rPr>
+          <w:lang w:val="it-IT"/>
+        </w:rPr>
+        <w:t xml:space="preserve"> set mi verrà dato in futuro e con classi totalmente nuove</w:t>
       </w:r>
       <w:r>
         <w:rPr>
@@ -8257,18 +8814,40 @@
           <w:lang w:val="it-IT"/>
         </w:rPr>
       </w:pPr>
+      <w:proofErr w:type="spellStart"/>
       <w:r>
         <w:rPr>
           <w:lang w:val="it-IT"/>
         </w:rPr>
         <w:lastRenderedPageBreak/>
-        <w:t>Multimodal learning: training doppio, da un lato audio puri (se si può fare) e dall’altro audio trasformati in immagini</w:t>
-      </w:r>
-      <w:r>
-        <w:rPr>
-          <w:lang w:val="it-IT"/>
-        </w:rPr>
-        <w:t xml:space="preserve"> tramite ad esempio un Audio Spectrogram Transformer</w:t>
+        <w:t>Multimodal</w:t>
+      </w:r>
+      <w:proofErr w:type="spellEnd"/>
+      <w:r>
+        <w:rPr>
+          <w:lang w:val="it-IT"/>
+        </w:rPr>
+        <w:t xml:space="preserve"> learning: training doppio, da un lato audio puri (se si può fare) e dall’altro audio trasformati in immagini</w:t>
+      </w:r>
+      <w:r>
+        <w:rPr>
+          <w:lang w:val="it-IT"/>
+        </w:rPr>
+        <w:t xml:space="preserve"> tramite ad esempio un Audio </w:t>
+      </w:r>
+      <w:proofErr w:type="spellStart"/>
+      <w:r>
+        <w:rPr>
+          <w:lang w:val="it-IT"/>
+        </w:rPr>
+        <w:t>Spectrogram</w:t>
+      </w:r>
+      <w:proofErr w:type="spellEnd"/>
+      <w:r>
+        <w:rPr>
+          <w:lang w:val="it-IT"/>
+        </w:rPr>
+        <w:t xml:space="preserve"> Transformer</w:t>
       </w:r>
       <w:r>
         <w:rPr>
@@ -8294,7 +8873,21 @@
         <w:rPr>
           <w:lang w:val="it-IT"/>
         </w:rPr>
-        <w:t>, questa forma di “data augmentation” è davvero tale</w:t>
+        <w:t xml:space="preserve">, questa forma di “data </w:t>
+      </w:r>
+      <w:proofErr w:type="spellStart"/>
+      <w:r>
+        <w:rPr>
+          <w:lang w:val="it-IT"/>
+        </w:rPr>
+        <w:t>augmentation</w:t>
+      </w:r>
+      <w:proofErr w:type="spellEnd"/>
+      <w:r>
+        <w:rPr>
+          <w:lang w:val="it-IT"/>
+        </w:rPr>
+        <w:t>” è davvero tale</w:t>
       </w:r>
       <w:r>
         <w:rPr>
@@ -8349,7 +8942,21 @@
         <w:rPr>
           <w:lang w:val="it-IT"/>
         </w:rPr>
-        <w:t>Template matching: Si prendono i 5 esempi iniziali come templates e si fa la crosscorrelazione di ogni template con il rimanente file audio. Gli eventi vengono predetti selezionando i time frames dove la cross-correlazione supera una certa soglia (che va trovata)</w:t>
+        <w:t xml:space="preserve">Template matching: Si prendono i 5 esempi iniziali come templates e si fa la </w:t>
+      </w:r>
+      <w:proofErr w:type="spellStart"/>
+      <w:r>
+        <w:rPr>
+          <w:lang w:val="it-IT"/>
+        </w:rPr>
+        <w:t>crosscorrelazione</w:t>
+      </w:r>
+      <w:proofErr w:type="spellEnd"/>
+      <w:r>
+        <w:rPr>
+          <w:lang w:val="it-IT"/>
+        </w:rPr>
+        <w:t xml:space="preserve"> di ogni template con il rimanente file audio. Gli eventi vengono predetti selezionando i time frames dove la cross-correlazione supera una certa soglia (che va trovata)</w:t>
       </w:r>
     </w:p>
     <w:p>
@@ -8391,7 +8998,15 @@
         <w:t xml:space="preserve"> </w:t>
       </w:r>
       <w:r>
-        <w:t xml:space="preserve">class, while the remaining samples form the Query set. </w:t>
+        <w:t xml:space="preserve">class, while the remaining samples </w:t>
+      </w:r>
+      <w:proofErr w:type="spellStart"/>
+      <w:r>
+        <w:t>form</w:t>
+      </w:r>
+      <w:proofErr w:type="spellEnd"/>
+      <w:r>
+        <w:t xml:space="preserve"> the Query set. </w:t>
       </w:r>
       <w:r>
         <w:t>A class</w:t>
@@ -8406,14 +9021,27 @@
         <w:t xml:space="preserve"> </w:t>
       </w:r>
       <w:r>
-        <w:t xml:space="preserve">parameters. Distances are optimised, and the network training creates a general representation where similar sounds are closer. </w:t>
+        <w:t xml:space="preserve">parameters. Distances are </w:t>
+      </w:r>
+      <w:proofErr w:type="spellStart"/>
+      <w:r>
+        <w:t>optimised</w:t>
+      </w:r>
+      <w:proofErr w:type="spellEnd"/>
+      <w:r>
+        <w:t xml:space="preserve">, and the network training creates a general representation where similar sounds are closer. </w:t>
       </w:r>
       <w:r>
         <w:t xml:space="preserve">In </w:t>
       </w:r>
       <w:r>
-        <w:t>this way, the future data points are labelled using nearest-neighbour</w:t>
-      </w:r>
+        <w:t>this way, the future data points are labelled using nearest-</w:t>
+      </w:r>
+      <w:proofErr w:type="spellStart"/>
+      <w:r>
+        <w:t>neighbour</w:t>
+      </w:r>
+      <w:proofErr w:type="spellEnd"/>
       <w:r>
         <w:t xml:space="preserve"> </w:t>
       </w:r>
@@ -8507,13 +9135,27 @@
         <w:rPr>
           <w:lang w:val="it-IT"/>
         </w:rPr>
-        <w:t>Usano un transformer encoder l</w:t>
-      </w:r>
-      <w:r>
-        <w:rPr>
-          <w:lang w:val="it-IT"/>
-        </w:rPr>
-        <w:t>ayer come modulo temporale</w:t>
+        <w:t xml:space="preserve">Usano un transformer encoder </w:t>
+      </w:r>
+      <w:proofErr w:type="spellStart"/>
+      <w:r>
+        <w:rPr>
+          <w:lang w:val="it-IT"/>
+        </w:rPr>
+        <w:t>l</w:t>
+      </w:r>
+      <w:r>
+        <w:rPr>
+          <w:lang w:val="it-IT"/>
+        </w:rPr>
+        <w:t>ayer</w:t>
+      </w:r>
+      <w:proofErr w:type="spellEnd"/>
+      <w:r>
+        <w:rPr>
+          <w:lang w:val="it-IT"/>
+        </w:rPr>
+        <w:t xml:space="preserve"> come modulo temporale</w:t>
       </w:r>
     </w:p>
     <w:p>
@@ -8527,7 +9169,49 @@
         <w:rPr>
           <w:lang w:val="it-IT"/>
         </w:rPr>
-        <w:t>Data augmentation: Fanno un training augmentation e un fine-tuning augmentation in modo diverso.</w:t>
+        <w:t xml:space="preserve">Data </w:t>
+      </w:r>
+      <w:proofErr w:type="spellStart"/>
+      <w:r>
+        <w:rPr>
+          <w:lang w:val="it-IT"/>
+        </w:rPr>
+        <w:t>augmentation</w:t>
+      </w:r>
+      <w:proofErr w:type="spellEnd"/>
+      <w:r>
+        <w:rPr>
+          <w:lang w:val="it-IT"/>
+        </w:rPr>
+        <w:t xml:space="preserve">: Fanno un training </w:t>
+      </w:r>
+      <w:proofErr w:type="spellStart"/>
+      <w:r>
+        <w:rPr>
+          <w:lang w:val="it-IT"/>
+        </w:rPr>
+        <w:t>augmentation</w:t>
+      </w:r>
+      <w:proofErr w:type="spellEnd"/>
+      <w:r>
+        <w:rPr>
+          <w:lang w:val="it-IT"/>
+        </w:rPr>
+        <w:t xml:space="preserve"> e un fine-tuning </w:t>
+      </w:r>
+      <w:proofErr w:type="spellStart"/>
+      <w:r>
+        <w:rPr>
+          <w:lang w:val="it-IT"/>
+        </w:rPr>
+        <w:t>augmentation</w:t>
+      </w:r>
+      <w:proofErr w:type="spellEnd"/>
+      <w:r>
+        <w:rPr>
+          <w:lang w:val="it-IT"/>
+        </w:rPr>
+        <w:t xml:space="preserve"> in modo diverso.</w:t>
       </w:r>
     </w:p>
     <w:p>
@@ -8546,7 +9230,63 @@
           <w:lang w:val="it-IT"/>
         </w:rPr>
         <w:lastRenderedPageBreak/>
-        <w:t>Nel training per aumentare la size del training set usano “Kaldi tools?” per perturbare gli audio a varie velocita (0,9x, 1x e 1,1x) per cambiare timbro e intonazione. Inoltre fanno un time-frequency masking e aggiungono un rumero gaussiano random per aumentare la generalizzazione del feature extractor.</w:t>
+        <w:t>Nel training per aumentare la size del training set usano “</w:t>
+      </w:r>
+      <w:proofErr w:type="spellStart"/>
+      <w:r>
+        <w:rPr>
+          <w:lang w:val="it-IT"/>
+        </w:rPr>
+        <w:t>Kaldi</w:t>
+      </w:r>
+      <w:proofErr w:type="spellEnd"/>
+      <w:r>
+        <w:rPr>
+          <w:lang w:val="it-IT"/>
+        </w:rPr>
+        <w:t xml:space="preserve"> tools?” per perturbare gli audio a varie velocita (0,9x, 1x e 1,1x) per cambiare timbro e intonazione. Inoltre fanno un time-frequency </w:t>
+      </w:r>
+      <w:proofErr w:type="spellStart"/>
+      <w:r>
+        <w:rPr>
+          <w:lang w:val="it-IT"/>
+        </w:rPr>
+        <w:t>masking</w:t>
+      </w:r>
+      <w:proofErr w:type="spellEnd"/>
+      <w:r>
+        <w:rPr>
+          <w:lang w:val="it-IT"/>
+        </w:rPr>
+        <w:t xml:space="preserve"> e aggiungono un </w:t>
+      </w:r>
+      <w:proofErr w:type="spellStart"/>
+      <w:r>
+        <w:rPr>
+          <w:lang w:val="it-IT"/>
+        </w:rPr>
+        <w:t>rumero</w:t>
+      </w:r>
+      <w:proofErr w:type="spellEnd"/>
+      <w:r>
+        <w:rPr>
+          <w:lang w:val="it-IT"/>
+        </w:rPr>
+        <w:t xml:space="preserve"> gaussiano random per aumentare la generalizzazione del feature </w:t>
+      </w:r>
+      <w:proofErr w:type="spellStart"/>
+      <w:r>
+        <w:rPr>
+          <w:lang w:val="it-IT"/>
+        </w:rPr>
+        <w:t>extractor</w:t>
+      </w:r>
+      <w:proofErr w:type="spellEnd"/>
+      <w:r>
+        <w:rPr>
+          <w:lang w:val="it-IT"/>
+        </w:rPr>
+        <w:t>.</w:t>
       </w:r>
     </w:p>
     <w:p>
@@ -8564,13 +9304,83 @@
         <w:rPr>
           <w:lang w:val="it-IT"/>
         </w:rPr>
-        <w:t xml:space="preserve">Nel fine-tuning per bilanciare la perdita di info data dal TF masking che causerebbe problemi nel transfering usano un “FilterAugment” per aumentare </w:t>
-      </w:r>
-      <w:r>
-        <w:rPr>
-          <w:lang w:val="it-IT"/>
-        </w:rPr>
-        <w:t>la Per channel energy normalization (?)</w:t>
+        <w:t xml:space="preserve">Nel fine-tuning per bilanciare la perdita di info data dal TF </w:t>
+      </w:r>
+      <w:proofErr w:type="spellStart"/>
+      <w:r>
+        <w:rPr>
+          <w:lang w:val="it-IT"/>
+        </w:rPr>
+        <w:t>masking</w:t>
+      </w:r>
+      <w:proofErr w:type="spellEnd"/>
+      <w:r>
+        <w:rPr>
+          <w:lang w:val="it-IT"/>
+        </w:rPr>
+        <w:t xml:space="preserve"> che causerebbe problemi nel </w:t>
+      </w:r>
+      <w:proofErr w:type="spellStart"/>
+      <w:r>
+        <w:rPr>
+          <w:lang w:val="it-IT"/>
+        </w:rPr>
+        <w:t>transfering</w:t>
+      </w:r>
+      <w:proofErr w:type="spellEnd"/>
+      <w:r>
+        <w:rPr>
+          <w:lang w:val="it-IT"/>
+        </w:rPr>
+        <w:t xml:space="preserve"> usano un “</w:t>
+      </w:r>
+      <w:proofErr w:type="spellStart"/>
+      <w:r>
+        <w:rPr>
+          <w:lang w:val="it-IT"/>
+        </w:rPr>
+        <w:t>FilterAugment</w:t>
+      </w:r>
+      <w:proofErr w:type="spellEnd"/>
+      <w:r>
+        <w:rPr>
+          <w:lang w:val="it-IT"/>
+        </w:rPr>
+        <w:t xml:space="preserve">” per aumentare </w:t>
+      </w:r>
+      <w:r>
+        <w:rPr>
+          <w:lang w:val="it-IT"/>
+        </w:rPr>
+        <w:t xml:space="preserve">la Per </w:t>
+      </w:r>
+      <w:proofErr w:type="spellStart"/>
+      <w:r>
+        <w:rPr>
+          <w:lang w:val="it-IT"/>
+        </w:rPr>
+        <w:t>channel</w:t>
+      </w:r>
+      <w:proofErr w:type="spellEnd"/>
+      <w:r>
+        <w:rPr>
+          <w:lang w:val="it-IT"/>
+        </w:rPr>
+        <w:t xml:space="preserve"> energy </w:t>
+      </w:r>
+      <w:proofErr w:type="spellStart"/>
+      <w:r>
+        <w:rPr>
+          <w:lang w:val="it-IT"/>
+        </w:rPr>
+        <w:t>normalization</w:t>
+      </w:r>
+      <w:proofErr w:type="spellEnd"/>
+      <w:r>
+        <w:rPr>
+          <w:lang w:val="it-IT"/>
+        </w:rPr>
+        <w:t xml:space="preserve"> (?)</w:t>
       </w:r>
     </w:p>
     <w:p>
@@ -8588,13 +9398,41 @@
         <w:rPr>
           <w:lang w:val="it-IT"/>
         </w:rPr>
-        <w:t>Support set rebuilding: Visto che pensano che la p</w:t>
-      </w:r>
-      <w:r>
-        <w:rPr>
-          <w:lang w:val="it-IT"/>
-        </w:rPr>
-        <w:t>redizione dell’evento nel frame level system non sia troppo dipendente dalle classi negative(quelle che non ci interessano nella predizione per il singolo audio) fanno una combinazione random delle posizioni tra eventi positivi e negativi.</w:t>
+        <w:t xml:space="preserve">Support set </w:t>
+      </w:r>
+      <w:proofErr w:type="spellStart"/>
+      <w:r>
+        <w:rPr>
+          <w:lang w:val="it-IT"/>
+        </w:rPr>
+        <w:t>rebuilding</w:t>
+      </w:r>
+      <w:proofErr w:type="spellEnd"/>
+      <w:r>
+        <w:rPr>
+          <w:lang w:val="it-IT"/>
+        </w:rPr>
+        <w:t>: Visto che pensano che la p</w:t>
+      </w:r>
+      <w:r>
+        <w:rPr>
+          <w:lang w:val="it-IT"/>
+        </w:rPr>
+        <w:t xml:space="preserve">redizione dell’evento nel frame </w:t>
+      </w:r>
+      <w:proofErr w:type="spellStart"/>
+      <w:r>
+        <w:rPr>
+          <w:lang w:val="it-IT"/>
+        </w:rPr>
+        <w:t>level</w:t>
+      </w:r>
+      <w:proofErr w:type="spellEnd"/>
+      <w:r>
+        <w:rPr>
+          <w:lang w:val="it-IT"/>
+        </w:rPr>
+        <w:t xml:space="preserve"> system non sia troppo dipendente dalle classi negative(quelle che non ci interessano nella predizione per il singolo audio) fanno una combinazione random delle posizioni tra eventi positivi e negativi.</w:t>
       </w:r>
     </w:p>
     <w:p>
@@ -8642,7 +9480,7 @@
           <w:lang w:val="it-IT"/>
         </w:rPr>
       </w:pPr>
-      <w:bookmarkStart w:id="21" w:name="_Toc166004747"/>
+      <w:bookmarkStart w:id="22" w:name="_Toc166004747"/>
       <w:r>
         <w:rPr>
           <w:rFonts w:ascii="Arial" w:hAnsi="Arial" w:cs="Arial"/>
@@ -8688,7 +9526,7 @@
         </w:rPr>
         <w:t>.1.</w:t>
       </w:r>
-      <w:bookmarkEnd w:id="21"/>
+      <w:bookmarkEnd w:id="22"/>
       <w:r>
         <w:rPr>
           <w:rFonts w:ascii="Arial" w:hAnsi="Arial" w:cs="Arial"/>
@@ -8725,7 +9563,7 @@
         </w:rPr>
         <w:t xml:space="preserve"> </w:t>
       </w:r>
-      <w:bookmarkStart w:id="22" w:name="_Toc166004748"/>
+      <w:bookmarkStart w:id="23" w:name="_Toc166004748"/>
       <w:r>
         <w:rPr>
           <w:rFonts w:ascii="Arial" w:hAnsi="Arial" w:cs="Arial"/>
@@ -8792,7 +9630,7 @@
         </w:rPr>
         <w:t>.</w:t>
       </w:r>
-      <w:bookmarkEnd w:id="22"/>
+      <w:bookmarkEnd w:id="23"/>
       <w:r>
         <w:rPr>
           <w:rFonts w:ascii="Arial" w:hAnsi="Arial" w:cs="Arial"/>
@@ -8812,14 +9650,16 @@
           <w:lang w:val="it-IT"/>
         </w:rPr>
       </w:pPr>
-      <w:bookmarkStart w:id="23" w:name="_Toc166004749"/>
+      <w:bookmarkStart w:id="24" w:name="_Toc166004749"/>
+      <w:proofErr w:type="spellStart"/>
       <w:r>
         <w:rPr>
           <w:lang w:val="it-IT"/>
         </w:rPr>
         <w:t>rr</w:t>
       </w:r>
-      <w:bookmarkEnd w:id="23"/>
+      <w:bookmarkEnd w:id="24"/>
+      <w:proofErr w:type="spellEnd"/>
     </w:p>
     <w:p>
       <w:pPr>
@@ -8839,7 +9679,7 @@
           <w:lang w:val="it-IT"/>
         </w:rPr>
       </w:pPr>
-      <w:bookmarkStart w:id="24" w:name="_Toc166004750"/>
+      <w:bookmarkStart w:id="25" w:name="_Toc166004750"/>
       <w:r>
         <w:rPr>
           <w:rFonts w:ascii="Arial" w:hAnsi="Arial" w:cs="Arial"/>
@@ -8906,7 +9746,7 @@
         </w:rPr>
         <w:t>.</w:t>
       </w:r>
-      <w:bookmarkEnd w:id="24"/>
+      <w:bookmarkEnd w:id="25"/>
       <w:r>
         <w:rPr>
           <w:rFonts w:ascii="Arial" w:hAnsi="Arial" w:cs="Arial"/>
@@ -8937,7 +9777,7 @@
           <w:lang w:val="it-IT"/>
         </w:rPr>
       </w:pPr>
-      <w:bookmarkStart w:id="25" w:name="_Toc166004751"/>
+      <w:bookmarkStart w:id="26" w:name="_Toc166004751"/>
       <w:r>
         <w:rPr>
           <w:rFonts w:ascii="Arial" w:hAnsi="Arial" w:cs="Arial"/>
@@ -9004,7 +9844,7 @@
         </w:rPr>
         <w:t>.</w:t>
       </w:r>
-      <w:bookmarkEnd w:id="25"/>
+      <w:bookmarkEnd w:id="26"/>
       <w:r>
         <w:rPr>
           <w:rFonts w:ascii="Arial" w:hAnsi="Arial" w:cs="Arial"/>
@@ -9070,7 +9910,7 @@
           <w:lang w:val="it-IT"/>
         </w:rPr>
       </w:pPr>
-      <w:bookmarkStart w:id="26" w:name="_Toc166004752"/>
+      <w:bookmarkStart w:id="27" w:name="_Toc166004752"/>
       <w:r>
         <w:rPr>
           <w:rFonts w:ascii="Arial" w:hAnsi="Arial" w:cs="Arial"/>
@@ -9137,7 +9977,7 @@
         </w:rPr>
         <w:t>.</w:t>
       </w:r>
-      <w:bookmarkEnd w:id="26"/>
+      <w:bookmarkEnd w:id="27"/>
       <w:r>
         <w:rPr>
           <w:rFonts w:ascii="Arial" w:hAnsi="Arial" w:cs="Arial"/>
@@ -9158,7 +9998,7 @@
           <w:szCs w:val="50"/>
         </w:rPr>
       </w:pPr>
-      <w:bookmarkStart w:id="27" w:name="_Toc166004753"/>
+      <w:bookmarkStart w:id="28" w:name="_Toc166004753"/>
       <w:r>
         <w:rPr>
           <w:sz w:val="50"/>
@@ -9167,7 +10007,7 @@
         <w:lastRenderedPageBreak/>
         <w:t>Chapter 3</w:t>
       </w:r>
-      <w:bookmarkEnd w:id="27"/>
+      <w:bookmarkEnd w:id="28"/>
     </w:p>
     <w:p>
       <w:pPr>
@@ -9179,7 +10019,7 @@
           <w:lang w:val="it-IT"/>
         </w:rPr>
       </w:pPr>
-      <w:bookmarkStart w:id="28" w:name="_Toc166004754"/>
+      <w:bookmarkStart w:id="29" w:name="_Toc166004754"/>
       <w:r>
         <w:rPr>
           <w:rFonts w:ascii="Arial" w:hAnsi="Arial" w:cs="Arial"/>
@@ -9198,7 +10038,7 @@
         </w:rPr>
         <w:t>.</w:t>
       </w:r>
-      <w:bookmarkEnd w:id="28"/>
+      <w:bookmarkEnd w:id="29"/>
     </w:p>
     <w:p>
       <w:pPr>
@@ -9225,7 +10065,7 @@
           <w:lang w:val="it-IT"/>
         </w:rPr>
       </w:pPr>
-      <w:bookmarkStart w:id="29" w:name="_Toc166004755"/>
+      <w:bookmarkStart w:id="30" w:name="_Toc166004755"/>
       <w:r>
         <w:rPr>
           <w:rFonts w:ascii="Arial" w:hAnsi="Arial" w:cs="Arial"/>
@@ -9237,7 +10077,7 @@
         </w:rPr>
         <w:t>3.1.1</w:t>
       </w:r>
-      <w:bookmarkEnd w:id="29"/>
+      <w:bookmarkEnd w:id="30"/>
       <w:r>
         <w:rPr>
           <w:rFonts w:ascii="Arial" w:hAnsi="Arial" w:cs="Arial"/>
@@ -9301,7 +10141,7 @@
           <w:lang w:val="it-IT"/>
         </w:rPr>
       </w:pPr>
-      <w:bookmarkStart w:id="30" w:name="_Toc166004756"/>
+      <w:bookmarkStart w:id="31" w:name="_Toc166004756"/>
       <w:r>
         <w:rPr>
           <w:rFonts w:ascii="Arial" w:hAnsi="Arial" w:cs="Arial"/>
@@ -9313,7 +10153,7 @@
         </w:rPr>
         <w:t>3.1.2</w:t>
       </w:r>
-      <w:bookmarkEnd w:id="30"/>
+      <w:bookmarkEnd w:id="31"/>
       <w:r>
         <w:rPr>
           <w:rFonts w:ascii="Arial" w:hAnsi="Arial" w:cs="Arial"/>
@@ -9353,7 +10193,7 @@
           <w:lang w:val="it-IT"/>
         </w:rPr>
       </w:pPr>
-      <w:bookmarkStart w:id="31" w:name="_Toc166004757"/>
+      <w:bookmarkStart w:id="32" w:name="_Toc166004757"/>
       <w:r>
         <w:rPr>
           <w:rFonts w:ascii="Arial" w:hAnsi="Arial" w:cs="Arial"/>
@@ -9365,7 +10205,7 @@
         </w:rPr>
         <w:t>3.1.3</w:t>
       </w:r>
-      <w:bookmarkEnd w:id="31"/>
+      <w:bookmarkEnd w:id="32"/>
       <w:r>
         <w:rPr>
           <w:rFonts w:ascii="Arial" w:hAnsi="Arial" w:cs="Arial"/>
@@ -9398,7 +10238,7 @@
           <w:lang w:val="it-IT"/>
         </w:rPr>
       </w:pPr>
-      <w:bookmarkStart w:id="32" w:name="_Toc166004758"/>
+      <w:bookmarkStart w:id="33" w:name="_Toc166004758"/>
       <w:r>
         <w:rPr>
           <w:rFonts w:ascii="Arial" w:hAnsi="Arial" w:cs="Arial"/>
@@ -9410,7 +10250,7 @@
         </w:rPr>
         <w:t>3.1.4</w:t>
       </w:r>
-      <w:bookmarkEnd w:id="32"/>
+      <w:bookmarkEnd w:id="33"/>
       <w:r>
         <w:rPr>
           <w:rFonts w:ascii="Arial" w:hAnsi="Arial" w:cs="Arial"/>
@@ -9448,7 +10288,7 @@
           <w:lang w:val="it-IT"/>
         </w:rPr>
       </w:pPr>
-      <w:bookmarkStart w:id="33" w:name="_Toc166004759"/>
+      <w:bookmarkStart w:id="34" w:name="_Toc166004759"/>
       <w:r>
         <w:rPr>
           <w:rFonts w:ascii="Arial" w:hAnsi="Arial" w:cs="Arial"/>
@@ -9459,7 +10299,7 @@
         <w:lastRenderedPageBreak/>
         <w:t>r</w:t>
       </w:r>
-      <w:bookmarkEnd w:id="33"/>
+      <w:bookmarkEnd w:id="34"/>
     </w:p>
     <w:p>
       <w:pPr>
@@ -9479,7 +10319,7 @@
           <w:lang w:val="it-IT"/>
         </w:rPr>
       </w:pPr>
-      <w:bookmarkStart w:id="34" w:name="_Toc166004760"/>
+      <w:bookmarkStart w:id="35" w:name="_Toc166004760"/>
       <w:r>
         <w:rPr>
           <w:rFonts w:ascii="Arial" w:hAnsi="Arial" w:cs="Arial"/>
@@ -9524,7 +10364,7 @@
         </w:rPr>
         <w:t>1</w:t>
       </w:r>
-      <w:bookmarkEnd w:id="34"/>
+      <w:bookmarkEnd w:id="35"/>
       <w:r>
         <w:rPr>
           <w:rFonts w:ascii="Arial" w:hAnsi="Arial" w:cs="Arial"/>
@@ -9557,7 +10397,7 @@
           <w:lang w:val="it-IT"/>
         </w:rPr>
       </w:pPr>
-      <w:bookmarkStart w:id="35" w:name="_Toc166004761"/>
+      <w:bookmarkStart w:id="36" w:name="_Toc166004761"/>
       <w:r>
         <w:rPr>
           <w:rFonts w:ascii="Arial" w:hAnsi="Arial" w:cs="Arial"/>
@@ -9569,7 +10409,7 @@
         </w:rPr>
         <w:t>3.2.2</w:t>
       </w:r>
-      <w:bookmarkEnd w:id="35"/>
+      <w:bookmarkEnd w:id="36"/>
       <w:r>
         <w:rPr>
           <w:rFonts w:ascii="Arial" w:hAnsi="Arial" w:cs="Arial"/>
@@ -9603,7 +10443,7 @@
           <w:lang w:val="it-IT"/>
         </w:rPr>
       </w:pPr>
-      <w:bookmarkStart w:id="36" w:name="_Toc166004762"/>
+      <w:bookmarkStart w:id="37" w:name="_Toc166004762"/>
       <w:r>
         <w:rPr>
           <w:rFonts w:ascii="Arial" w:hAnsi="Arial" w:cs="Arial"/>
@@ -9615,7 +10455,7 @@
         </w:rPr>
         <w:t>3.2.2.1</w:t>
       </w:r>
-      <w:bookmarkEnd w:id="36"/>
+      <w:bookmarkEnd w:id="37"/>
       <w:r>
         <w:rPr>
           <w:rFonts w:ascii="Arial" w:hAnsi="Arial" w:cs="Arial"/>
@@ -9649,7 +10489,7 @@
           <w:lang w:val="it-IT"/>
         </w:rPr>
       </w:pPr>
-      <w:bookmarkStart w:id="37" w:name="_Toc166004763"/>
+      <w:bookmarkStart w:id="38" w:name="_Toc166004763"/>
       <w:r>
         <w:rPr>
           <w:rFonts w:ascii="Arial" w:hAnsi="Arial" w:cs="Arial"/>
@@ -9672,7 +10512,7 @@
         </w:rPr>
         <w:t>2</w:t>
       </w:r>
-      <w:bookmarkEnd w:id="37"/>
+      <w:bookmarkEnd w:id="38"/>
       <w:r>
         <w:rPr>
           <w:rFonts w:ascii="Arial" w:hAnsi="Arial" w:cs="Arial"/>
@@ -9734,7 +10574,7 @@
           <w:lang w:val="it-IT"/>
         </w:rPr>
       </w:pPr>
-      <w:bookmarkStart w:id="38" w:name="_Toc166004764"/>
+      <w:bookmarkStart w:id="39" w:name="_Toc166004764"/>
       <w:r>
         <w:rPr>
           <w:rFonts w:ascii="Arial" w:hAnsi="Arial" w:cs="Arial"/>
@@ -9757,7 +10597,7 @@
         </w:rPr>
         <w:t>3</w:t>
       </w:r>
-      <w:bookmarkEnd w:id="38"/>
+      <w:bookmarkEnd w:id="39"/>
       <w:r>
         <w:rPr>
           <w:rFonts w:ascii="Arial" w:hAnsi="Arial" w:cs="Arial"/>
@@ -9779,7 +10619,8 @@
           <w:lang w:val="it-IT"/>
         </w:rPr>
       </w:pPr>
-      <w:bookmarkStart w:id="39" w:name="_Toc166004765"/>
+      <w:bookmarkStart w:id="40" w:name="_Toc166004765"/>
+      <w:proofErr w:type="spellStart"/>
       <w:r>
         <w:rPr>
           <w:rFonts w:ascii="Arial" w:hAnsi="Arial" w:cs="Arial"/>
@@ -9798,7 +10639,8 @@
         </w:rPr>
         <w:t>ns</w:t>
       </w:r>
-      <w:bookmarkEnd w:id="39"/>
+      <w:bookmarkEnd w:id="40"/>
+      <w:proofErr w:type="spellEnd"/>
     </w:p>
     <w:p>
       <w:pPr>
@@ -9853,7 +10695,7 @@
           <w:lang w:val="it-IT"/>
         </w:rPr>
       </w:pPr>
-      <w:bookmarkStart w:id="40" w:name="_Toc166004766"/>
+      <w:bookmarkStart w:id="41" w:name="_Toc166004766"/>
       <w:r>
         <w:rPr>
           <w:lang w:val="it-IT"/>
@@ -9867,7 +10709,7 @@
         </w:rPr>
         <w:t>Y</w:t>
       </w:r>
-      <w:bookmarkEnd w:id="40"/>
+      <w:bookmarkEnd w:id="41"/>
     </w:p>
     <w:p>
       <w:pPr>
@@ -10346,6 +11188,7 @@
     <w:p>
       <w:pPr>
         <w:rPr>
+          <w:rStyle w:val="Collegamentoipertestuale"/>
           <w:sz w:val="22"/>
           <w:szCs w:val="22"/>
           <w:shd w:val="clear" w:color="auto" w:fill="FFFFFF"/>
@@ -10386,6 +11229,101 @@
           <w:lang w:val="it-IT"/>
         </w:rPr>
       </w:pPr>
+      <w:r>
+        <w:rPr>
+          <w:sz w:val="22"/>
+          <w:szCs w:val="22"/>
+          <w:shd w:val="clear" w:color="auto" w:fill="FFFFFF"/>
+          <w:lang w:val="it-IT"/>
+        </w:rPr>
+        <w:t>[1</w:t>
+      </w:r>
+      <w:r>
+        <w:rPr>
+          <w:sz w:val="22"/>
+          <w:szCs w:val="22"/>
+          <w:shd w:val="clear" w:color="auto" w:fill="FFFFFF"/>
+          <w:lang w:val="it-IT"/>
+        </w:rPr>
+        <w:t>5</w:t>
+      </w:r>
+      <w:r>
+        <w:rPr>
+          <w:sz w:val="22"/>
+          <w:szCs w:val="22"/>
+          <w:shd w:val="clear" w:color="auto" w:fill="FFFFFF"/>
+          <w:lang w:val="it-IT"/>
+        </w:rPr>
+        <w:t>]</w:t>
+      </w:r>
+      <w:r>
+        <w:rPr>
+          <w:lang w:val="it-IT"/>
+        </w:rPr>
+        <w:t xml:space="preserve"> </w:t>
+      </w:r>
+      <w:hyperlink r:id="rId31" w:history="1">
+        <w:r>
+          <w:rPr>
+            <w:rStyle w:val="Collegamentoipertestuale"/>
+            <w:sz w:val="22"/>
+            <w:szCs w:val="22"/>
+            <w:shd w:val="clear" w:color="auto" w:fill="FFFFFF"/>
+            <w:lang w:val="it-IT"/>
+          </w:rPr>
+          <w:t>https://www.analyticsvidhya.com/blog/2023/07/few-shot-learning/</w:t>
+        </w:r>
+      </w:hyperlink>
+    </w:p>
+    <w:p>
+      <w:pPr>
+        <w:rPr>
+          <w:sz w:val="22"/>
+          <w:szCs w:val="22"/>
+          <w:shd w:val="clear" w:color="auto" w:fill="FFFFFF"/>
+          <w:lang w:val="it-IT"/>
+        </w:rPr>
+      </w:pPr>
+      <w:r>
+        <w:rPr>
+          <w:sz w:val="22"/>
+          <w:szCs w:val="22"/>
+          <w:shd w:val="clear" w:color="auto" w:fill="FFFFFF"/>
+          <w:lang w:val="it-IT"/>
+        </w:rPr>
+        <w:t>[16]</w:t>
+      </w:r>
+      <w:hyperlink r:id="rId32" w:history="1">
+        <w:r>
+          <w:rPr>
+            <w:rStyle w:val="Collegamentoipertestuale"/>
+            <w:sz w:val="22"/>
+            <w:szCs w:val="22"/>
+            <w:shd w:val="clear" w:color="auto" w:fill="FFFFFF"/>
+            <w:lang w:val="it-IT"/>
+          </w:rPr>
+          <w:t>https://en.wikipedia.org/wiki/Siamese_neural_network</w:t>
+        </w:r>
+      </w:hyperlink>
+      <w:r>
+        <w:rPr>
+          <w:sz w:val="22"/>
+          <w:szCs w:val="22"/>
+          <w:shd w:val="clear" w:color="auto" w:fill="FFFFFF"/>
+          <w:lang w:val="it-IT"/>
+        </w:rPr>
+        <w:t xml:space="preserve"> </w:t>
+      </w:r>
+    </w:p>
+    <w:p>
+      <w:pPr>
+        <w:rPr>
+          <w:sz w:val="22"/>
+          <w:szCs w:val="22"/>
+          <w:shd w:val="clear" w:color="auto" w:fill="FFFFFF"/>
+          <w:lang w:val="it-IT"/>
+        </w:rPr>
+      </w:pPr>
     </w:p>
     <w:p>
       <w:pPr>
@@ -10396,7 +11334,7 @@
       </w:pPr>
     </w:p>
     <w:sectPr>
-      <w:footerReference w:type="default" r:id="rId31"/>
+      <w:footerReference w:type="default" r:id="rId33"/>
       <w:pgSz w:w="11906" w:h="16838"/>
       <w:pgMar w:top="1701" w:right="1985" w:bottom="1701" w:left="1985" w:header="709" w:footer="709" w:gutter="0"/>
       <w:pgNumType w:start="1"/>
@@ -10727,6 +11665,92 @@
     </w:lvl>
   </w:abstractNum>
   <w:abstractNum w:abstractNumId="2" w15:restartNumberingAfterBreak="0">
+    <w:nsid w:val="07876774"/>
+    <w:multiLevelType w:val="hybridMultilevel"/>
+    <w:tmpl w:val="20A6CA7C"/>
+    <w:lvl w:ilvl="0" w:tplc="0410000F">
+      <w:start w:val="1"/>
+      <w:numFmt w:val="decimal"/>
+      <w:lvlText w:val="%1."/>
+      <w:lvlJc w:val="left"/>
+      <w:pPr>
+        <w:ind w:left="720" w:hanging="360"/>
+      </w:pPr>
+    </w:lvl>
+    <w:lvl w:ilvl="1" w:tplc="04100019" w:tentative="1">
+      <w:start w:val="1"/>
+      <w:numFmt w:val="lowerLetter"/>
+      <w:lvlText w:val="%2."/>
+      <w:lvlJc w:val="left"/>
+      <w:pPr>
+        <w:ind w:left="1440" w:hanging="360"/>
+      </w:pPr>
+    </w:lvl>
+    <w:lvl w:ilvl="2" w:tplc="0410001B" w:tentative="1">
+      <w:start w:val="1"/>
+      <w:numFmt w:val="lowerRoman"/>
+      <w:lvlText w:val="%3."/>
+      <w:lvlJc w:val="right"/>
+      <w:pPr>
+        <w:ind w:left="2160" w:hanging="180"/>
+      </w:pPr>
+    </w:lvl>
+    <w:lvl w:ilvl="3" w:tplc="0410000F" w:tentative="1">
+      <w:start w:val="1"/>
+      <w:numFmt w:val="decimal"/>
+      <w:lvlText w:val="%4."/>
+      <w:lvlJc w:val="left"/>
+      <w:pPr>
+        <w:ind w:left="2880" w:hanging="360"/>
+      </w:pPr>
+    </w:lvl>
+    <w:lvl w:ilvl="4" w:tplc="04100019" w:tentative="1">
+      <w:start w:val="1"/>
+      <w:numFmt w:val="lowerLetter"/>
+      <w:lvlText w:val="%5."/>
+      <w:lvlJc w:val="left"/>
+      <w:pPr>
+        <w:ind w:left="3600" w:hanging="360"/>
+      </w:pPr>
+    </w:lvl>
+    <w:lvl w:ilvl="5" w:tplc="0410001B" w:tentative="1">
+      <w:start w:val="1"/>
+      <w:numFmt w:val="lowerRoman"/>
+      <w:lvlText w:val="%6."/>
+      <w:lvlJc w:val="right"/>
+      <w:pPr>
+        <w:ind w:left="4320" w:hanging="180"/>
+      </w:pPr>
+    </w:lvl>
+    <w:lvl w:ilvl="6" w:tplc="0410000F" w:tentative="1">
+      <w:start w:val="1"/>
+      <w:numFmt w:val="decimal"/>
+      <w:lvlText w:val="%7."/>
+      <w:lvlJc w:val="left"/>
+      <w:pPr>
+        <w:ind w:left="5040" w:hanging="360"/>
+      </w:pPr>
+    </w:lvl>
+    <w:lvl w:ilvl="7" w:tplc="04100019" w:tentative="1">
+      <w:start w:val="1"/>
+      <w:numFmt w:val="lowerLetter"/>
+      <w:lvlText w:val="%8."/>
+      <w:lvlJc w:val="left"/>
+      <w:pPr>
+        <w:ind w:left="5760" w:hanging="360"/>
+      </w:pPr>
+    </w:lvl>
+    <w:lvl w:ilvl="8" w:tplc="0410001B" w:tentative="1">
+      <w:start w:val="1"/>
+      <w:numFmt w:val="lowerRoman"/>
+      <w:lvlText w:val="%9."/>
+      <w:lvlJc w:val="right"/>
+      <w:pPr>
+        <w:ind w:left="6480" w:hanging="180"/>
+      </w:pPr>
+    </w:lvl>
+  </w:abstractNum>
+  <w:abstractNum w:abstractNumId="3" w15:restartNumberingAfterBreak="0">
     <w:nsid w:val="108D15EC"/>
     <w:multiLevelType w:val="hybridMultilevel"/>
     <w:tmpl w:val="7898C37A"/>
@@ -10839,7 +11863,7 @@
       </w:rPr>
     </w:lvl>
   </w:abstractNum>
-  <w:abstractNum w:abstractNumId="3" w15:restartNumberingAfterBreak="0">
+  <w:abstractNum w:abstractNumId="4" w15:restartNumberingAfterBreak="0">
     <w:nsid w:val="155F0C48"/>
     <w:multiLevelType w:val="hybridMultilevel"/>
     <w:tmpl w:val="B60A0D70"/>
@@ -10925,7 +11949,7 @@
       </w:pPr>
     </w:lvl>
   </w:abstractNum>
-  <w:abstractNum w:abstractNumId="4" w15:restartNumberingAfterBreak="0">
+  <w:abstractNum w:abstractNumId="5" w15:restartNumberingAfterBreak="0">
     <w:nsid w:val="1681091A"/>
     <w:multiLevelType w:val="hybridMultilevel"/>
     <w:tmpl w:val="DCCC24FE"/>
@@ -11038,7 +12062,7 @@
       </w:rPr>
     </w:lvl>
   </w:abstractNum>
-  <w:abstractNum w:abstractNumId="5" w15:restartNumberingAfterBreak="0">
+  <w:abstractNum w:abstractNumId="6" w15:restartNumberingAfterBreak="0">
     <w:nsid w:val="29CA6FC3"/>
     <w:multiLevelType w:val="hybridMultilevel"/>
     <w:tmpl w:val="33C8C5A4"/>
@@ -11124,7 +12148,7 @@
       </w:pPr>
     </w:lvl>
   </w:abstractNum>
-  <w:abstractNum w:abstractNumId="6" w15:restartNumberingAfterBreak="0">
+  <w:abstractNum w:abstractNumId="7" w15:restartNumberingAfterBreak="0">
     <w:nsid w:val="29FA15D4"/>
     <w:multiLevelType w:val="hybridMultilevel"/>
     <w:tmpl w:val="23246402"/>
@@ -11237,7 +12261,7 @@
       </w:rPr>
     </w:lvl>
   </w:abstractNum>
-  <w:abstractNum w:abstractNumId="7" w15:restartNumberingAfterBreak="0">
+  <w:abstractNum w:abstractNumId="8" w15:restartNumberingAfterBreak="0">
     <w:nsid w:val="2C591BE5"/>
     <w:multiLevelType w:val="hybridMultilevel"/>
     <w:tmpl w:val="CB76F298"/>
@@ -11323,7 +12347,7 @@
       </w:pPr>
     </w:lvl>
   </w:abstractNum>
-  <w:abstractNum w:abstractNumId="8" w15:restartNumberingAfterBreak="0">
+  <w:abstractNum w:abstractNumId="9" w15:restartNumberingAfterBreak="0">
     <w:nsid w:val="2C631D04"/>
     <w:multiLevelType w:val="hybridMultilevel"/>
     <w:tmpl w:val="A7084B04"/>
@@ -11436,7 +12460,7 @@
       </w:rPr>
     </w:lvl>
   </w:abstractNum>
-  <w:abstractNum w:abstractNumId="9" w15:restartNumberingAfterBreak="0">
+  <w:abstractNum w:abstractNumId="10" w15:restartNumberingAfterBreak="0">
     <w:nsid w:val="2F505D22"/>
     <w:multiLevelType w:val="hybridMultilevel"/>
     <w:tmpl w:val="5F523792"/>
@@ -11549,7 +12573,7 @@
       </w:rPr>
     </w:lvl>
   </w:abstractNum>
-  <w:abstractNum w:abstractNumId="10" w15:restartNumberingAfterBreak="0">
+  <w:abstractNum w:abstractNumId="11" w15:restartNumberingAfterBreak="0">
     <w:nsid w:val="340A2604"/>
     <w:multiLevelType w:val="hybridMultilevel"/>
     <w:tmpl w:val="43740534"/>
@@ -11662,7 +12686,7 @@
       </w:rPr>
     </w:lvl>
   </w:abstractNum>
-  <w:abstractNum w:abstractNumId="11" w15:restartNumberingAfterBreak="0">
+  <w:abstractNum w:abstractNumId="12" w15:restartNumberingAfterBreak="0">
     <w:nsid w:val="35DF7AFC"/>
     <w:multiLevelType w:val="hybridMultilevel"/>
     <w:tmpl w:val="B6348A10"/>
@@ -11774,7 +12798,7 @@
       </w:rPr>
     </w:lvl>
   </w:abstractNum>
-  <w:abstractNum w:abstractNumId="12" w15:restartNumberingAfterBreak="0">
+  <w:abstractNum w:abstractNumId="13" w15:restartNumberingAfterBreak="0">
     <w:nsid w:val="381D5DCF"/>
     <w:multiLevelType w:val="multilevel"/>
     <w:tmpl w:val="BBBEEE0A"/>
@@ -11899,7 +12923,7 @@
       </w:rPr>
     </w:lvl>
   </w:abstractNum>
-  <w:abstractNum w:abstractNumId="13" w15:restartNumberingAfterBreak="0">
+  <w:abstractNum w:abstractNumId="14" w15:restartNumberingAfterBreak="0">
     <w:nsid w:val="393E4A1A"/>
     <w:multiLevelType w:val="hybridMultilevel"/>
     <w:tmpl w:val="B5587214"/>
@@ -12011,7 +13035,7 @@
       </w:rPr>
     </w:lvl>
   </w:abstractNum>
-  <w:abstractNum w:abstractNumId="14" w15:restartNumberingAfterBreak="0">
+  <w:abstractNum w:abstractNumId="15" w15:restartNumberingAfterBreak="0">
     <w:nsid w:val="3E446FD6"/>
     <w:multiLevelType w:val="hybridMultilevel"/>
     <w:tmpl w:val="605E82A0"/>
@@ -12097,7 +13121,7 @@
       </w:pPr>
     </w:lvl>
   </w:abstractNum>
-  <w:abstractNum w:abstractNumId="15" w15:restartNumberingAfterBreak="0">
+  <w:abstractNum w:abstractNumId="16" w15:restartNumberingAfterBreak="0">
     <w:nsid w:val="400948F4"/>
     <w:multiLevelType w:val="hybridMultilevel"/>
     <w:tmpl w:val="D48C9F8E"/>
@@ -12209,7 +13233,7 @@
       </w:rPr>
     </w:lvl>
   </w:abstractNum>
-  <w:abstractNum w:abstractNumId="16" w15:restartNumberingAfterBreak="0">
+  <w:abstractNum w:abstractNumId="17" w15:restartNumberingAfterBreak="0">
     <w:nsid w:val="42AC75A3"/>
     <w:multiLevelType w:val="hybridMultilevel"/>
     <w:tmpl w:val="928ECB5C"/>
@@ -12295,7 +13319,7 @@
       </w:pPr>
     </w:lvl>
   </w:abstractNum>
-  <w:abstractNum w:abstractNumId="17" w15:restartNumberingAfterBreak="0">
+  <w:abstractNum w:abstractNumId="18" w15:restartNumberingAfterBreak="0">
     <w:nsid w:val="42DC36D4"/>
     <w:multiLevelType w:val="hybridMultilevel"/>
     <w:tmpl w:val="23446FB6"/>
@@ -12408,7 +13432,7 @@
       </w:rPr>
     </w:lvl>
   </w:abstractNum>
-  <w:abstractNum w:abstractNumId="18" w15:restartNumberingAfterBreak="0">
+  <w:abstractNum w:abstractNumId="19" w15:restartNumberingAfterBreak="0">
     <w:nsid w:val="44582D16"/>
     <w:multiLevelType w:val="hybridMultilevel"/>
     <w:tmpl w:val="AAAC1DDE"/>
@@ -12521,7 +13545,7 @@
       </w:rPr>
     </w:lvl>
   </w:abstractNum>
-  <w:abstractNum w:abstractNumId="19" w15:restartNumberingAfterBreak="0">
+  <w:abstractNum w:abstractNumId="20" w15:restartNumberingAfterBreak="0">
     <w:nsid w:val="45865F8B"/>
     <w:multiLevelType w:val="hybridMultilevel"/>
     <w:tmpl w:val="4D6C8546"/>
@@ -12634,7 +13658,7 @@
       </w:rPr>
     </w:lvl>
   </w:abstractNum>
-  <w:abstractNum w:abstractNumId="20" w15:restartNumberingAfterBreak="0">
+  <w:abstractNum w:abstractNumId="21" w15:restartNumberingAfterBreak="0">
     <w:nsid w:val="5F3415CC"/>
     <w:multiLevelType w:val="hybridMultilevel"/>
     <w:tmpl w:val="D20CB030"/>
@@ -12720,7 +13744,7 @@
       </w:pPr>
     </w:lvl>
   </w:abstractNum>
-  <w:abstractNum w:abstractNumId="21" w15:restartNumberingAfterBreak="0">
+  <w:abstractNum w:abstractNumId="22" w15:restartNumberingAfterBreak="0">
     <w:nsid w:val="6B142F7B"/>
     <w:multiLevelType w:val="hybridMultilevel"/>
     <w:tmpl w:val="A1E43350"/>
@@ -12833,7 +13857,7 @@
       </w:rPr>
     </w:lvl>
   </w:abstractNum>
-  <w:abstractNum w:abstractNumId="22" w15:restartNumberingAfterBreak="0">
+  <w:abstractNum w:abstractNumId="23" w15:restartNumberingAfterBreak="0">
     <w:nsid w:val="7CD24EF8"/>
     <w:multiLevelType w:val="multilevel"/>
     <w:tmpl w:val="BEA2FDC4"/>
@@ -12954,7 +13978,7 @@
       </w:rPr>
     </w:lvl>
   </w:abstractNum>
-  <w:abstractNum w:abstractNumId="23" w15:restartNumberingAfterBreak="0">
+  <w:abstractNum w:abstractNumId="24" w15:restartNumberingAfterBreak="0">
     <w:nsid w:val="7FB2260D"/>
     <w:multiLevelType w:val="hybridMultilevel"/>
     <w:tmpl w:val="D3B45BAE"/>
@@ -13068,76 +14092,79 @@
     </w:lvl>
   </w:abstractNum>
   <w:num w:numId="1">
+    <w:abstractNumId w:val="23"/>
+  </w:num>
+  <w:num w:numId="2">
+    <w:abstractNumId w:val="6"/>
+  </w:num>
+  <w:num w:numId="3">
+    <w:abstractNumId w:val="15"/>
+  </w:num>
+  <w:num w:numId="4">
+    <w:abstractNumId w:val="8"/>
+  </w:num>
+  <w:num w:numId="5">
+    <w:abstractNumId w:val="13"/>
+  </w:num>
+  <w:num w:numId="6">
+    <w:abstractNumId w:val="21"/>
+  </w:num>
+  <w:num w:numId="7">
+    <w:abstractNumId w:val="10"/>
+  </w:num>
+  <w:num w:numId="8">
+    <w:abstractNumId w:val="9"/>
+  </w:num>
+  <w:num w:numId="9">
     <w:abstractNumId w:val="22"/>
   </w:num>
-  <w:num w:numId="2">
-    <w:abstractNumId w:val="5"/>
-  </w:num>
-  <w:num w:numId="3">
+  <w:num w:numId="10">
     <w:abstractNumId w:val="14"/>
   </w:num>
-  <w:num w:numId="4">
-    <w:abstractNumId w:val="7"/>
-  </w:num>
-  <w:num w:numId="5">
+  <w:num w:numId="11">
     <w:abstractNumId w:val="12"/>
   </w:num>
-  <w:num w:numId="6">
+  <w:num w:numId="12">
+    <w:abstractNumId w:val="16"/>
+  </w:num>
+  <w:num w:numId="13">
     <w:abstractNumId w:val="20"/>
   </w:num>
-  <w:num w:numId="7">
-    <w:abstractNumId w:val="9"/>
-  </w:num>
-  <w:num w:numId="8">
-    <w:abstractNumId w:val="8"/>
-  </w:num>
-  <w:num w:numId="9">
-    <w:abstractNumId w:val="21"/>
-  </w:num>
-  <w:num w:numId="10">
-    <w:abstractNumId w:val="13"/>
-  </w:num>
-  <w:num w:numId="11">
-    <w:abstractNumId w:val="11"/>
-  </w:num>
-  <w:num w:numId="12">
-    <w:abstractNumId w:val="15"/>
-  </w:num>
-  <w:num w:numId="13">
-    <w:abstractNumId w:val="19"/>
-  </w:num>
   <w:num w:numId="14">
-    <w:abstractNumId w:val="16"/>
+    <w:abstractNumId w:val="17"/>
   </w:num>
   <w:num w:numId="15">
-    <w:abstractNumId w:val="17"/>
+    <w:abstractNumId w:val="18"/>
   </w:num>
   <w:num w:numId="16">
-    <w:abstractNumId w:val="2"/>
+    <w:abstractNumId w:val="3"/>
   </w:num>
   <w:num w:numId="17">
-    <w:abstractNumId w:val="23"/>
+    <w:abstractNumId w:val="24"/>
   </w:num>
   <w:num w:numId="18">
-    <w:abstractNumId w:val="6"/>
+    <w:abstractNumId w:val="7"/>
   </w:num>
   <w:num w:numId="19">
     <w:abstractNumId w:val="1"/>
   </w:num>
   <w:num w:numId="20">
-    <w:abstractNumId w:val="3"/>
+    <w:abstractNumId w:val="4"/>
   </w:num>
   <w:num w:numId="21">
-    <w:abstractNumId w:val="18"/>
+    <w:abstractNumId w:val="19"/>
   </w:num>
   <w:num w:numId="22">
-    <w:abstractNumId w:val="4"/>
+    <w:abstractNumId w:val="5"/>
   </w:num>
   <w:num w:numId="23">
-    <w:abstractNumId w:val="10"/>
+    <w:abstractNumId w:val="11"/>
   </w:num>
   <w:num w:numId="24">
     <w:abstractNumId w:val="0"/>
+  </w:num>
+  <w:num w:numId="25">
+    <w:abstractNumId w:val="2"/>
   </w:num>
 </w:numbering>
 </file>
